--- a/Doc1.docx
+++ b/Doc1.docx
@@ -84,17 +84,8 @@
           <w:sz w:val="24"/>
           <w:szCs w:val="24"/>
         </w:rPr>
-        <w:t xml:space="preserve"> partida en </w:t>
-      </w:r>
-      <w:proofErr w:type="spellStart"/>
-      <w:r>
-        <w:rPr>
-          <w:sz w:val="24"/>
-          <w:szCs w:val="24"/>
-        </w:rPr>
-        <w:t>Json</w:t>
-      </w:r>
-      <w:proofErr w:type="spellEnd"/>
+        <w:t xml:space="preserve"> partida en Json</w:t>
+      </w:r>
       <w:r>
         <w:rPr>
           <w:sz w:val="24"/>
@@ -128,17 +119,8 @@
           <w:sz w:val="24"/>
           <w:szCs w:val="24"/>
         </w:rPr>
-        <w:t xml:space="preserve">partida desde </w:t>
-      </w:r>
-      <w:proofErr w:type="spellStart"/>
-      <w:r>
-        <w:rPr>
-          <w:sz w:val="24"/>
-          <w:szCs w:val="24"/>
-        </w:rPr>
-        <w:t>Json</w:t>
-      </w:r>
-      <w:proofErr w:type="spellEnd"/>
+        <w:t>partida desde Json</w:t>
+      </w:r>
       <w:r>
         <w:rPr>
           <w:sz w:val="24"/>
@@ -172,17 +154,8 @@
           <w:sz w:val="24"/>
           <w:szCs w:val="24"/>
         </w:rPr>
-        <w:t xml:space="preserve">, menú </w:t>
-      </w:r>
-      <w:proofErr w:type="spellStart"/>
-      <w:r>
-        <w:rPr>
-          <w:sz w:val="24"/>
-          <w:szCs w:val="24"/>
-        </w:rPr>
-        <w:t>prepartida</w:t>
-      </w:r>
-      <w:proofErr w:type="spellEnd"/>
+        <w:t>, menú prepartida</w:t>
+      </w:r>
       <w:r>
         <w:rPr>
           <w:sz w:val="24"/>
@@ -233,14 +206,7 @@
           <w:sz w:val="24"/>
           <w:szCs w:val="24"/>
         </w:rPr>
-        <w:t>1 acción por turno</w:t>
-      </w:r>
-      <w:r>
-        <w:rPr>
-          <w:sz w:val="24"/>
-          <w:szCs w:val="24"/>
-        </w:rPr>
-        <w:t xml:space="preserve"> en casilla contig</w:t>
+        <w:t>1 acción por turno en casilla contig</w:t>
       </w:r>
       <w:r>
         <w:rPr>
@@ -254,30 +220,14 @@
           <w:sz w:val="24"/>
           <w:szCs w:val="24"/>
         </w:rPr>
-        <w:t>moverse dentro de la habitación (1 casilla</w:t>
-      </w:r>
-      <w:r>
-        <w:rPr>
-          <w:sz w:val="24"/>
-          <w:szCs w:val="24"/>
-        </w:rPr>
-        <w:t xml:space="preserve">, 4 </w:t>
-      </w:r>
-      <w:proofErr w:type="spellStart"/>
-      <w:r>
-        <w:rPr>
-          <w:sz w:val="24"/>
-          <w:szCs w:val="24"/>
-        </w:rPr>
-        <w:t>dir</w:t>
-      </w:r>
-      <w:proofErr w:type="spellEnd"/>
-      <w:r>
-        <w:rPr>
-          <w:sz w:val="24"/>
-          <w:szCs w:val="24"/>
-        </w:rPr>
-        <w:t xml:space="preserve">), </w:t>
+        <w:t>moverse dentro de la habitación (</w:t>
+      </w:r>
+      <w:r>
+        <w:rPr>
+          <w:sz w:val="24"/>
+          <w:szCs w:val="24"/>
+        </w:rPr>
+        <w:t xml:space="preserve">4 dir), </w:t>
       </w:r>
       <w:r>
         <w:rPr>
@@ -699,39 +649,7 @@
           <w:sz w:val="24"/>
           <w:szCs w:val="24"/>
         </w:rPr>
-        <w:t>l/</w:t>
-      </w:r>
-      <w:proofErr w:type="spellStart"/>
-      <w:r>
-        <w:rPr>
-          <w:sz w:val="24"/>
-          <w:szCs w:val="24"/>
-        </w:rPr>
-        <w:t>game</w:t>
-      </w:r>
-      <w:proofErr w:type="spellEnd"/>
-      <w:r>
-        <w:rPr>
-          <w:sz w:val="24"/>
-          <w:szCs w:val="24"/>
-        </w:rPr>
-        <w:t xml:space="preserve"> </w:t>
-      </w:r>
-      <w:proofErr w:type="spellStart"/>
-      <w:r>
-        <w:rPr>
-          <w:sz w:val="24"/>
-          <w:szCs w:val="24"/>
-        </w:rPr>
-        <w:t>over</w:t>
-      </w:r>
-      <w:proofErr w:type="spellEnd"/>
-      <w:r>
-        <w:rPr>
-          <w:sz w:val="24"/>
-          <w:szCs w:val="24"/>
-        </w:rPr>
-        <w:t>)</w:t>
+        <w:t>l/game over)</w:t>
       </w:r>
     </w:p>
     <w:p>
@@ -803,17 +721,8 @@
           <w:sz w:val="24"/>
           <w:szCs w:val="24"/>
         </w:rPr>
-        <w:t xml:space="preserve">, </w:t>
-      </w:r>
-      <w:proofErr w:type="spellStart"/>
-      <w:r>
-        <w:rPr>
-          <w:sz w:val="24"/>
-          <w:szCs w:val="24"/>
-        </w:rPr>
-        <w:t>Json</w:t>
-      </w:r>
-      <w:proofErr w:type="spellEnd"/>
+        <w:t>, Json</w:t>
+      </w:r>
     </w:p>
     <w:p>
       <w:pPr>
@@ -879,7 +788,7 @@
           <w:sz w:val="24"/>
           <w:szCs w:val="24"/>
         </w:rPr>
-        <w:t xml:space="preserve"> 1 casilla, arriba, abajo, izquierda, derecha</w:t>
+        <w:t xml:space="preserve"> arriba, abajo, izquierda, derecha</w:t>
       </w:r>
       <w:r>
         <w:rPr>
@@ -1024,33 +933,8 @@
           <w:sz w:val="24"/>
           <w:szCs w:val="24"/>
         </w:rPr>
-        <w:t xml:space="preserve">. -&gt; </w:t>
-      </w:r>
-      <w:proofErr w:type="spellStart"/>
-      <w:r>
-        <w:rPr>
-          <w:sz w:val="24"/>
-          <w:szCs w:val="24"/>
-        </w:rPr>
-        <w:t>game</w:t>
-      </w:r>
-      <w:proofErr w:type="spellEnd"/>
-      <w:r>
-        <w:rPr>
-          <w:sz w:val="24"/>
-          <w:szCs w:val="24"/>
-        </w:rPr>
-        <w:t xml:space="preserve"> </w:t>
-      </w:r>
-      <w:proofErr w:type="spellStart"/>
-      <w:r>
-        <w:rPr>
-          <w:sz w:val="24"/>
-          <w:szCs w:val="24"/>
-        </w:rPr>
-        <w:t>over</w:t>
-      </w:r>
-      <w:proofErr w:type="spellEnd"/>
+        <w:t>. -&gt; game over</w:t>
+      </w:r>
     </w:p>
     <w:p>
       <w:pPr>
@@ -1518,21 +1402,14 @@
           <w:sz w:val="24"/>
           <w:szCs w:val="24"/>
         </w:rPr>
-        <w:t xml:space="preserve"> casilla de a</w:t>
-      </w:r>
-      <w:r>
-        <w:rPr>
-          <w:sz w:val="24"/>
-          <w:szCs w:val="24"/>
-        </w:rPr>
-        <w:t xml:space="preserve">l lado </w:t>
-      </w:r>
-      <w:r>
-        <w:rPr>
-          <w:sz w:val="24"/>
-          <w:szCs w:val="24"/>
-        </w:rPr>
-        <w:t>de</w:t>
+        <w:t xml:space="preserve"> casilla </w:t>
+      </w:r>
+      <w:r>
+        <w:rPr>
+          <w:sz w:val="24"/>
+          <w:szCs w:val="24"/>
+        </w:rPr>
+        <w:t>limítrofe a</w:t>
       </w:r>
       <w:r>
         <w:rPr>
@@ -2074,7 +1951,6 @@
           <w:szCs w:val="24"/>
         </w:rPr>
       </w:pPr>
-      <w:proofErr w:type="spellStart"/>
       <w:r>
         <w:rPr>
           <w:sz w:val="24"/>
@@ -2096,7 +1972,6 @@
         </w:rPr>
         <w:t>n</w:t>
       </w:r>
-      <w:proofErr w:type="spellEnd"/>
     </w:p>
     <w:p>
       <w:pPr>
@@ -2111,7 +1986,6 @@
           <w:szCs w:val="24"/>
         </w:rPr>
       </w:pPr>
-      <w:proofErr w:type="spellStart"/>
       <w:r>
         <w:rPr>
           <w:sz w:val="24"/>
@@ -2147,7 +2021,6 @@
         </w:rPr>
         <w:t>uego</w:t>
       </w:r>
-      <w:proofErr w:type="spellEnd"/>
     </w:p>
     <w:p>
       <w:pPr>
@@ -2162,7 +2035,6 @@
           <w:szCs w:val="24"/>
         </w:rPr>
       </w:pPr>
-      <w:proofErr w:type="spellStart"/>
       <w:r>
         <w:rPr>
           <w:sz w:val="24"/>
@@ -2184,7 +2056,6 @@
         </w:rPr>
         <w:t>n</w:t>
       </w:r>
-      <w:proofErr w:type="spellEnd"/>
     </w:p>
     <w:p>
       <w:pPr>
@@ -2199,7 +2070,6 @@
           <w:szCs w:val="24"/>
         </w:rPr>
       </w:pPr>
-      <w:proofErr w:type="spellStart"/>
       <w:r>
         <w:rPr>
           <w:sz w:val="24"/>
@@ -2221,7 +2091,6 @@
         </w:rPr>
         <w:t>lication</w:t>
       </w:r>
-      <w:proofErr w:type="spellEnd"/>
     </w:p>
     <w:p>
       <w:pPr>
@@ -2236,7 +2105,6 @@
           <w:szCs w:val="24"/>
         </w:rPr>
       </w:pPr>
-      <w:proofErr w:type="spellStart"/>
       <w:r>
         <w:rPr>
           <w:sz w:val="24"/>
@@ -2244,7 +2112,6 @@
         </w:rPr>
         <w:t>HelloController</w:t>
       </w:r>
-      <w:proofErr w:type="spellEnd"/>
     </w:p>
     <w:p>
       <w:pPr>
@@ -2259,7 +2126,6 @@
           <w:szCs w:val="24"/>
         </w:rPr>
       </w:pPr>
-      <w:proofErr w:type="spellStart"/>
       <w:r>
         <w:rPr>
           <w:sz w:val="24"/>
@@ -2267,7 +2133,6 @@
         </w:rPr>
         <w:t>Launcher</w:t>
       </w:r>
-      <w:proofErr w:type="spellEnd"/>
     </w:p>
     <w:p>
       <w:pPr>
@@ -2282,21 +2147,12 @@
           <w:szCs w:val="24"/>
         </w:rPr>
       </w:pPr>
-      <w:proofErr w:type="spellStart"/>
-      <w:r>
-        <w:rPr>
-          <w:sz w:val="24"/>
-          <w:szCs w:val="24"/>
-        </w:rPr>
-        <w:t>MotorDel</w:t>
-      </w:r>
-      <w:proofErr w:type="spellEnd"/>
-      <w:r>
-        <w:rPr>
-          <w:sz w:val="24"/>
-          <w:szCs w:val="24"/>
-        </w:rPr>
-        <w:t xml:space="preserve"> Juego</w:t>
+      <w:r>
+        <w:rPr>
+          <w:sz w:val="24"/>
+          <w:szCs w:val="24"/>
+        </w:rPr>
+        <w:t>MotorDel Juego</w:t>
       </w:r>
     </w:p>
     <w:p>
@@ -2312,7 +2168,6 @@
           <w:szCs w:val="24"/>
         </w:rPr>
       </w:pPr>
-      <w:proofErr w:type="spellStart"/>
       <w:r>
         <w:rPr>
           <w:sz w:val="24"/>
@@ -2320,7 +2175,6 @@
         </w:rPr>
         <w:t>RegistroEventos</w:t>
       </w:r>
-      <w:proofErr w:type="spellEnd"/>
     </w:p>
     <w:p>
       <w:pPr>
@@ -2335,7 +2189,6 @@
           <w:szCs w:val="24"/>
         </w:rPr>
       </w:pPr>
-      <w:proofErr w:type="spellStart"/>
       <w:r>
         <w:rPr>
           <w:sz w:val="24"/>
@@ -2350,7 +2203,6 @@
         </w:rPr>
         <w:t>DoblementeEnlazada</w:t>
       </w:r>
-      <w:proofErr w:type="spellEnd"/>
     </w:p>
     <w:p>
       <w:pPr>
@@ -2428,7 +2280,6 @@
           <w:szCs w:val="24"/>
         </w:rPr>
       </w:pPr>
-      <w:proofErr w:type="spellStart"/>
       <w:r>
         <w:rPr>
           <w:sz w:val="24"/>
@@ -2436,7 +2287,6 @@
         </w:rPr>
         <w:t>GameJsonRepository</w:t>
       </w:r>
-      <w:proofErr w:type="spellEnd"/>
     </w:p>
     <w:p>
       <w:pPr>
@@ -2451,7 +2301,6 @@
           <w:szCs w:val="24"/>
         </w:rPr>
       </w:pPr>
-      <w:proofErr w:type="spellStart"/>
       <w:r>
         <w:rPr>
           <w:sz w:val="24"/>
@@ -2473,7 +2322,6 @@
         </w:rPr>
         <w:t>n</w:t>
       </w:r>
-      <w:proofErr w:type="spellEnd"/>
     </w:p>
     <w:p>
       <w:pPr>
@@ -2577,7 +2425,6 @@
           <w:szCs w:val="24"/>
         </w:rPr>
       </w:pPr>
-      <w:proofErr w:type="spellStart"/>
       <w:r>
         <w:rPr>
           <w:sz w:val="24"/>
@@ -2585,7 +2432,6 @@
         </w:rPr>
         <w:t>AccionesJuego</w:t>
       </w:r>
-      <w:proofErr w:type="spellEnd"/>
     </w:p>
     <w:p>
       <w:pPr>
@@ -2815,6 +2661,90 @@
         </w:rPr>
         <w:t>e llegar a la puerta salida</w:t>
       </w:r>
+    </w:p>
+    <w:p>
+      <w:pPr>
+        <w:pStyle w:val="Prrafodelista"/>
+        <w:numPr>
+          <w:ilvl w:val="0"/>
+          <w:numId w:val="9"/>
+        </w:numPr>
+        <w:rPr>
+          <w:sz w:val="24"/>
+          <w:szCs w:val="24"/>
+        </w:rPr>
+      </w:pPr>
+      <w:r>
+        <w:rPr>
+          <w:sz w:val="24"/>
+          <w:szCs w:val="24"/>
+        </w:rPr>
+        <w:t xml:space="preserve">Las puertas se encuentran en las casillas </w:t>
+      </w:r>
+      <w:r>
+        <w:rPr>
+          <w:sz w:val="24"/>
+          <w:szCs w:val="24"/>
+        </w:rPr>
+        <w:t xml:space="preserve">del </w:t>
+      </w:r>
+      <w:r>
+        <w:rPr>
+          <w:sz w:val="24"/>
+          <w:szCs w:val="24"/>
+        </w:rPr>
+        <w:t xml:space="preserve">borde </w:t>
+      </w:r>
+      <w:r>
+        <w:rPr>
+          <w:sz w:val="24"/>
+          <w:szCs w:val="24"/>
+        </w:rPr>
+        <w:t xml:space="preserve">de </w:t>
+      </w:r>
+      <w:r>
+        <w:rPr>
+          <w:sz w:val="24"/>
+          <w:szCs w:val="24"/>
+        </w:rPr>
+        <w:t>la habitación</w:t>
+      </w:r>
+    </w:p>
+    <w:p>
+      <w:pPr>
+        <w:pStyle w:val="Prrafodelista"/>
+        <w:numPr>
+          <w:ilvl w:val="0"/>
+          <w:numId w:val="9"/>
+        </w:numPr>
+        <w:rPr>
+          <w:sz w:val="24"/>
+          <w:szCs w:val="24"/>
+        </w:rPr>
+      </w:pPr>
+      <w:r>
+        <w:rPr>
+          <w:sz w:val="24"/>
+          <w:szCs w:val="24"/>
+        </w:rPr>
+        <w:t>El jugador empieza la partida</w:t>
+      </w:r>
+      <w:r>
+        <w:rPr>
+          <w:sz w:val="24"/>
+          <w:szCs w:val="24"/>
+        </w:rPr>
+        <w:t xml:space="preserve"> en una casilla vacía</w:t>
+      </w:r>
+    </w:p>
+    <w:p>
+      <w:pPr>
+        <w:pStyle w:val="Prrafodelista"/>
+        <w:rPr>
+          <w:sz w:val="24"/>
+          <w:szCs w:val="24"/>
+        </w:rPr>
+      </w:pPr>
     </w:p>
     <w:p>
       <w:pPr>
@@ -4496,6 +4426,7 @@
   <w:style w:type="character" w:default="1" w:styleId="Fuentedeprrafopredeter">
     <w:name w:val="Default Paragraph Font"/>
     <w:uiPriority w:val="1"/>
+    <w:semiHidden/>
     <w:unhideWhenUsed/>
   </w:style>
   <w:style w:type="table" w:default="1" w:styleId="Tablanormal">

--- a/Doc1.docx
+++ b/Doc1.docx
@@ -1,6 +1,6 @@
 
 <file path=word/document.xml><?xml version="1.0" encoding="utf-8"?>
-<w:document xmlns:wpc="http://schemas.microsoft.com/office/word/2010/wordprocessingCanvas" xmlns:cx="http://schemas.microsoft.com/office/drawing/2014/chartex" xmlns:cx1="http://schemas.microsoft.com/office/drawing/2015/9/8/chartex" xmlns:cx2="http://schemas.microsoft.com/office/drawing/2015/10/21/chartex" xmlns:cx3="http://schemas.microsoft.com/office/drawing/2016/5/9/chartex" xmlns:cx4="http://schemas.microsoft.com/office/drawing/2016/5/10/chartex" xmlns:cx5="http://schemas.microsoft.com/office/drawing/2016/5/11/chartex" xmlns:cx6="http://schemas.microsoft.com/office/drawing/2016/5/12/chartex" xmlns:cx7="http://schemas.microsoft.com/office/drawing/2016/5/13/chartex" xmlns:cx8="http://schemas.microsoft.com/office/drawing/2016/5/14/chartex" xmlns:mc="http://schemas.openxmlformats.org/markup-compatibility/2006" xmlns:aink="http://schemas.microsoft.com/office/drawing/2016/ink" xmlns:am3d="http://schemas.microsoft.com/office/drawing/2017/model3d" xmlns:o="urn:schemas-microsoft-com:office:office" xmlns:oel="http://schemas.microsoft.com/office/2019/extlst" xmlns:r="http://schemas.openxmlformats.org/officeDocument/2006/relationships" xmlns:m="http://schemas.openxmlformats.org/officeDocument/2006/math" xmlns:v="urn:schemas-microsoft-com:vml" xmlns:wp14="http://schemas.microsoft.com/office/word/2010/wordprocessingDrawing" xmlns:wp="http://schemas.openxmlformats.org/drawingml/2006/wordprocessingDrawing" xmlns:w10="urn:schemas-microsoft-com:office:word" xmlns:w="http://schemas.openxmlformats.org/wordprocessingml/2006/main" xmlns:w14="http://schemas.microsoft.com/office/word/2010/wordml" xmlns:w15="http://schemas.microsoft.com/office/word/2012/wordml" xmlns:w16cex="http://schemas.microsoft.com/office/word/2018/wordml/cex" xmlns:w16cid="http://schemas.microsoft.com/office/word/2016/wordml/cid" xmlns:w16="http://schemas.microsoft.com/office/word/2018/wordml" xmlns:w16du="http://schemas.microsoft.com/office/word/2023/wordml/word16du" xmlns:w16sdtdh="http://schemas.microsoft.com/office/word/2020/wordml/sdtdatahash" xmlns:w16sdtfl="http://schemas.microsoft.com/office/word/2024/wordml/sdtformatlock" xmlns:w16se="http://schemas.microsoft.com/office/word/2015/wordml/symex" xmlns:wpg="http://schemas.microsoft.com/office/word/2010/wordprocessingGroup" xmlns:wpi="http://schemas.microsoft.com/office/word/2010/wordprocessingInk" xmlns:wne="http://schemas.microsoft.com/office/word/2006/wordml" xmlns:wps="http://schemas.microsoft.com/office/word/2010/wordprocessingShape" mc:Ignorable="w14 w15 w16se w16cid w16 w16cex w16sdtdh w16sdtfl w16du wp14">
+<w:document xmlns:wpc="http://schemas.microsoft.com/office/word/2010/wordprocessingCanvas" xmlns:cx="http://schemas.microsoft.com/office/drawing/2014/chartex" xmlns:cx1="http://schemas.microsoft.com/office/drawing/2015/9/8/chartex" xmlns:cx2="http://schemas.microsoft.com/office/drawing/2015/10/21/chartex" xmlns:cx3="http://schemas.microsoft.com/office/drawing/2016/5/9/chartex" xmlns:cx4="http://schemas.microsoft.com/office/drawing/2016/5/10/chartex" xmlns:cx5="http://schemas.microsoft.com/office/drawing/2016/5/11/chartex" xmlns:cx6="http://schemas.microsoft.com/office/drawing/2016/5/12/chartex" xmlns:cx7="http://schemas.microsoft.com/office/drawing/2016/5/13/chartex" xmlns:cx8="http://schemas.microsoft.com/office/drawing/2016/5/14/chartex" xmlns:mc="http://schemas.openxmlformats.org/markup-compatibility/2006" xmlns:aink="http://schemas.microsoft.com/office/drawing/2016/ink" xmlns:am3d="http://schemas.microsoft.com/office/drawing/2017/model3d" xmlns:o="urn:schemas-microsoft-com:office:office" xmlns:oel="http://schemas.microsoft.com/office/2019/extlst" xmlns:r="http://schemas.openxmlformats.org/officeDocument/2006/relationships" xmlns:m="http://schemas.openxmlformats.org/officeDocument/2006/math" xmlns:v="urn:schemas-microsoft-com:vml" xmlns:wp14="http://schemas.microsoft.com/office/word/2010/wordprocessingDrawing" xmlns:wp="http://schemas.openxmlformats.org/drawingml/2006/wordprocessingDrawing" xmlns:w10="urn:schemas-microsoft-com:office:word" xmlns:w="http://schemas.openxmlformats.org/wordprocessingml/2006/main" xmlns:w14="http://schemas.microsoft.com/office/word/2010/wordml" xmlns:w15="http://schemas.microsoft.com/office/word/2012/wordml" xmlns:w16cex="http://schemas.microsoft.com/office/word/2018/wordml/cex" xmlns:w16cid="http://schemas.microsoft.com/office/word/2016/wordml/cid" xmlns:w16="http://schemas.microsoft.com/office/word/2018/wordml" xmlns:w16du="http://schemas.microsoft.com/office/word/2023/wordml/word16du" xmlns:w16sdtdh="http://schemas.microsoft.com/office/word/2020/wordml/sdtdatahash" xmlns:w16sdtfl="http://schemas.microsoft.com/office/word/2024/wordml/sdtformatlock" xmlns:w16se="http://schemas.microsoft.com/office/word/2015/wordml/symex" xmlns:wpg="http://schemas.microsoft.com/office/word/2010/wordprocessingGroup" xmlns:wpi="http://schemas.microsoft.com/office/word/2010/wordprocessingInk" xmlns:wne="http://schemas.microsoft.com/office/word/2006/wordml" xmlns:wps="http://schemas.microsoft.com/office/word/2010/wordprocessingShape" xmlns:a="http://schemas.openxmlformats.org/drawingml/2006/main" xmlns:pic="http://schemas.openxmlformats.org/drawingml/2006/picture" xmlns:a14="http://schemas.microsoft.com/office/drawing/2010/main" mc:Ignorable="w14 w15 w16se w16cid w16 w16cex w16sdtdh w16sdtfl w16du wp14">
   <w:body>
     <w:p>
       <w:pPr>
@@ -1356,7 +1356,6 @@
           <w:szCs w:val="24"/>
           <w:u w:val="single"/>
         </w:rPr>
-        <w:lastRenderedPageBreak/>
         <w:t xml:space="preserve">Ataque </w:t>
       </w:r>
       <w:r>
@@ -1847,7 +1846,7 @@
           <w:szCs w:val="24"/>
         </w:rPr>
         <w:sectPr>
-          <w:pgSz w:w="11906" w:h="16838"/>
+          <w:pgSz w:w="11906" w:h="16838" w:orient="portrait"/>
           <w:pgMar w:top="1417" w:right="1701" w:bottom="1417" w:left="1701" w:header="708" w:footer="708" w:gutter="0"/>
           <w:cols w:space="708"/>
           <w:docGrid w:linePitch="360"/>
@@ -2339,9 +2338,9 @@
         </w:rPr>
         <w:sectPr>
           <w:type w:val="continuous"/>
-          <w:pgSz w:w="11906" w:h="16838"/>
+          <w:pgSz w:w="11906" w:h="16838" w:orient="portrait"/>
           <w:pgMar w:top="1417" w:right="1701" w:bottom="1417" w:left="1701" w:header="708" w:footer="708" w:gutter="0"/>
-          <w:cols w:num="2" w:space="708"/>
+          <w:cols w:space="708" w:num="2"/>
           <w:docGrid w:linePitch="360"/>
         </w:sectPr>
       </w:pPr>
@@ -2384,7 +2383,7 @@
         </w:rPr>
         <w:sectPr>
           <w:type w:val="continuous"/>
-          <w:pgSz w:w="11906" w:h="16838"/>
+          <w:pgSz w:w="11906" w:h="16838" w:orient="portrait"/>
           <w:pgMar w:top="1417" w:right="1701" w:bottom="1417" w:left="1701" w:header="708" w:footer="708" w:gutter="0"/>
           <w:cols w:space="708"/>
           <w:docGrid w:linePitch="360"/>
@@ -2485,9 +2484,9 @@
       <w:pPr>
         <w:sectPr>
           <w:type w:val="continuous"/>
-          <w:pgSz w:w="11906" w:h="16838"/>
+          <w:pgSz w:w="11906" w:h="16838" w:orient="portrait"/>
           <w:pgMar w:top="1417" w:right="1701" w:bottom="1417" w:left="1701" w:header="708" w:footer="708" w:gutter="0"/>
-          <w:cols w:num="2" w:space="708"/>
+          <w:cols w:space="708" w:num="2"/>
           <w:docGrid w:linePitch="360"/>
         </w:sectPr>
       </w:pPr>
@@ -2561,6 +2560,12 @@
           <w:szCs w:val="24"/>
         </w:rPr>
         <w:br/>
+      </w:r>
+      <w:r>
+        <w:rPr>
+          <w:sz w:val="24"/>
+          <w:szCs w:val="24"/>
+        </w:rPr>
         <w:t>contigua; si coges un objeto, lo coges de la celda contigua, si pasas por</w:t>
       </w:r>
       <w:r>
@@ -2575,7 +2580,6 @@
           <w:sz w:val="24"/>
           <w:szCs w:val="24"/>
         </w:rPr>
-        <w:lastRenderedPageBreak/>
         <w:t>una celda con una trampa, caes en la trampa, y la trampa desaparece,</w:t>
       </w:r>
       <w:r>
@@ -2584,6 +2588,12 @@
           <w:szCs w:val="24"/>
         </w:rPr>
         <w:br/>
+      </w:r>
+      <w:r>
+        <w:rPr>
+          <w:sz w:val="24"/>
+          <w:szCs w:val="24"/>
+        </w:rPr>
         <w:t>para abrir una puerta, lo haces desde la contigua, para atravesar una</w:t>
       </w:r>
       <w:r>
@@ -2592,6 +2602,12 @@
           <w:szCs w:val="24"/>
         </w:rPr>
         <w:br/>
+      </w:r>
+      <w:r>
+        <w:rPr>
+          <w:sz w:val="24"/>
+          <w:szCs w:val="24"/>
+        </w:rPr>
         <w:t>puerta, lo haces poniéndote en la celda de la puerta).</w:t>
       </w:r>
     </w:p>
@@ -2739,6 +2755,208 @@
     </w:p>
     <w:p>
       <w:pPr>
+        <w:pStyle w:val="Normal"/>
+        <w:rPr>
+          <w:sz w:val="24"/>
+          <w:szCs w:val="24"/>
+        </w:rPr>
+      </w:pPr>
+    </w:p>
+    <w:p>
+      <w:pPr>
+        <w:pStyle w:val="Normal"/>
+        <w:rPr>
+          <w:sz w:val="24"/>
+          <w:szCs w:val="24"/>
+        </w:rPr>
+      </w:pPr>
+    </w:p>
+    <w:p>
+      <w:pPr>
+        <w:pStyle w:val="Normal"/>
+        <w:rPr>
+          <w:sz w:val="24"/>
+          <w:szCs w:val="24"/>
+        </w:rPr>
+      </w:pPr>
+    </w:p>
+    <w:p>
+      <w:pPr>
+        <w:pStyle w:val="Normal"/>
+        <w:rPr>
+          <w:sz w:val="52"/>
+          <w:szCs w:val="52"/>
+        </w:rPr>
+      </w:pPr>
+      <w:r>
+        <w:rPr>
+          <w:sz w:val="52"/>
+          <w:szCs w:val="52"/>
+        </w:rPr>
+        <w:t>2</w:t>
+      </w:r>
+      <w:r>
+        <w:rPr>
+          <w:sz w:val="52"/>
+          <w:szCs w:val="52"/>
+        </w:rPr>
+        <w:t xml:space="preserve">. </w:t>
+      </w:r>
+      <w:r>
+        <w:rPr>
+          <w:sz w:val="52"/>
+          <w:szCs w:val="52"/>
+        </w:rPr>
+        <w:t>Diseño</w:t>
+      </w:r>
+      <w:r>
+        <w:rPr>
+          <w:sz w:val="52"/>
+          <w:szCs w:val="52"/>
+        </w:rPr>
+        <w:t xml:space="preserve"> previo de la interfaz de usuario</w:t>
+      </w:r>
+    </w:p>
+    <w:p>
+      <w:pPr>
+        <w:pStyle w:val="Normal"/>
+        <w:rPr>
+          <w:sz w:val="24"/>
+          <w:szCs w:val="24"/>
+        </w:rPr>
+      </w:pPr>
+      <w:r>
+        <w:drawing>
+          <wp:inline wp14:editId="07B77198" wp14:anchorId="2FFB3F0A">
+            <wp:extent cx="1737024" cy="2016188"/>
+            <wp:effectExtent l="0" t="0" r="0" b="0"/>
+            <wp:docPr id="391449191" name="drawing"/>
+            <wp:cNvGraphicFramePr>
+              <a:graphicFrameLocks noChangeAspect="1"/>
+            </wp:cNvGraphicFramePr>
+            <a:graphic>
+              <a:graphicData xmlns:a="http://schemas.openxmlformats.org/drawingml/2006/main" uri="http://schemas.openxmlformats.org/drawingml/2006/picture">
+                <pic:pic xmlns:pic="http://schemas.openxmlformats.org/drawingml/2006/picture">
+                  <pic:nvPicPr>
+                    <pic:cNvPr id="391449191" name="Picture 391449191"/>
+                    <pic:cNvPicPr/>
+                  </pic:nvPicPr>
+                  <pic:blipFill>
+                    <a:blip xmlns:r="http://schemas.openxmlformats.org/officeDocument/2006/relationships" r:embed="rId1500856924">
+                      <a:extLst>
+                        <a:ext uri="{28A0092B-C50C-407E-A947-70E740481C1C}">
+                          <a14:useLocalDpi xmlns:a14="http://schemas.microsoft.com/office/drawing/2010/main"/>
+                        </a:ext>
+                      </a:extLst>
+                    </a:blip>
+                    <a:stretch>
+                      <a:fillRect/>
+                    </a:stretch>
+                  </pic:blipFill>
+                  <pic:spPr>
+                    <a:xfrm rot="0">
+                      <a:off x="0" y="0"/>
+                      <a:ext cx="1737024" cy="2016188"/>
+                    </a:xfrm>
+                    <a:prstGeom prst="rect">
+                      <a:avLst/>
+                    </a:prstGeom>
+                  </pic:spPr>
+                </pic:pic>
+              </a:graphicData>
+            </a:graphic>
+          </wp:inline>
+        </w:drawing>
+      </w:r>
+      <w:r>
+        <w:drawing>
+          <wp:inline wp14:editId="44AE9FB6" wp14:anchorId="3C3601D4">
+            <wp:extent cx="2302664" cy="1502792"/>
+            <wp:effectExtent l="0" t="0" r="0" b="0"/>
+            <wp:docPr id="1864120490" name="drawing"/>
+            <wp:cNvGraphicFramePr>
+              <a:graphicFrameLocks noChangeAspect="1"/>
+            </wp:cNvGraphicFramePr>
+            <a:graphic>
+              <a:graphicData xmlns:a="http://schemas.openxmlformats.org/drawingml/2006/main" uri="http://schemas.openxmlformats.org/drawingml/2006/picture">
+                <pic:pic xmlns:pic="http://schemas.openxmlformats.org/drawingml/2006/picture">
+                  <pic:nvPicPr>
+                    <pic:cNvPr id="1864120490" name="Picture 1864120490"/>
+                    <pic:cNvPicPr/>
+                  </pic:nvPicPr>
+                  <pic:blipFill>
+                    <a:blip xmlns:r="http://schemas.openxmlformats.org/officeDocument/2006/relationships" r:embed="rId1723791478">
+                      <a:extLst>
+                        <a:ext uri="{28A0092B-C50C-407E-A947-70E740481C1C}">
+                          <a14:useLocalDpi xmlns:a14="http://schemas.microsoft.com/office/drawing/2010/main"/>
+                        </a:ext>
+                      </a:extLst>
+                    </a:blip>
+                    <a:stretch>
+                      <a:fillRect/>
+                    </a:stretch>
+                  </pic:blipFill>
+                  <pic:spPr>
+                    <a:xfrm rot="0">
+                      <a:off x="0" y="0"/>
+                      <a:ext cx="2302664" cy="1502792"/>
+                    </a:xfrm>
+                    <a:prstGeom prst="rect">
+                      <a:avLst/>
+                    </a:prstGeom>
+                  </pic:spPr>
+                </pic:pic>
+              </a:graphicData>
+            </a:graphic>
+          </wp:inline>
+        </w:drawing>
+      </w:r>
+      <w:r>
+        <w:drawing>
+          <wp:inline wp14:editId="5E991A87" wp14:anchorId="64CEC86D">
+            <wp:extent cx="1522447" cy="1736374"/>
+            <wp:effectExtent l="0" t="0" r="0" b="0"/>
+            <wp:docPr id="2118182179" name="drawing"/>
+            <wp:cNvGraphicFramePr>
+              <a:graphicFrameLocks noChangeAspect="1"/>
+            </wp:cNvGraphicFramePr>
+            <a:graphic>
+              <a:graphicData xmlns:a="http://schemas.openxmlformats.org/drawingml/2006/main" uri="http://schemas.openxmlformats.org/drawingml/2006/picture">
+                <pic:pic xmlns:pic="http://schemas.openxmlformats.org/drawingml/2006/picture">
+                  <pic:nvPicPr>
+                    <pic:cNvPr id="185951188" name="Picture 185951188"/>
+                    <pic:cNvPicPr/>
+                  </pic:nvPicPr>
+                  <pic:blipFill>
+                    <a:blip xmlns:r="http://schemas.openxmlformats.org/officeDocument/2006/relationships" r:embed="rId368743837">
+                      <a:extLst>
+                        <a:ext uri="{28A0092B-C50C-407E-A947-70E740481C1C}">
+                          <a14:useLocalDpi xmlns:a14="http://schemas.microsoft.com/office/drawing/2010/main"/>
+                        </a:ext>
+                      </a:extLst>
+                    </a:blip>
+                    <a:stretch>
+                      <a:fillRect/>
+                    </a:stretch>
+                  </pic:blipFill>
+                  <pic:spPr>
+                    <a:xfrm rot="0">
+                      <a:off x="0" y="0"/>
+                      <a:ext cx="1522447" cy="1736374"/>
+                    </a:xfrm>
+                    <a:prstGeom prst="rect">
+                      <a:avLst/>
+                    </a:prstGeom>
+                  </pic:spPr>
+                </pic:pic>
+              </a:graphicData>
+            </a:graphic>
+          </wp:inline>
+        </w:drawing>
+      </w:r>
+    </w:p>
+    <w:p>
+      <w:pPr>
         <w:pStyle w:val="Prrafodelista"/>
         <w:rPr>
           <w:sz w:val="24"/>
@@ -2766,7 +2984,7 @@
     </w:p>
     <w:sectPr>
       <w:type w:val="continuous"/>
-      <w:pgSz w:w="11906" w:h="16838"/>
+      <w:pgSz w:w="11906" w:h="16838" w:orient="portrait"/>
       <w:pgMar w:top="1417" w:right="1701" w:bottom="1417" w:left="1701" w:header="708" w:footer="708" w:gutter="0"/>
       <w:cols w:space="708"/>
       <w:docGrid w:linePitch="360"/>
@@ -2779,7 +2997,7 @@
 <w:numbering xmlns:wpc="http://schemas.microsoft.com/office/word/2010/wordprocessingCanvas" xmlns:cx="http://schemas.microsoft.com/office/drawing/2014/chartex" xmlns:cx1="http://schemas.microsoft.com/office/drawing/2015/9/8/chartex" xmlns:cx2="http://schemas.microsoft.com/office/drawing/2015/10/21/chartex" xmlns:cx3="http://schemas.microsoft.com/office/drawing/2016/5/9/chartex" xmlns:cx4="http://schemas.microsoft.com/office/drawing/2016/5/10/chartex" xmlns:cx5="http://schemas.microsoft.com/office/drawing/2016/5/11/chartex" xmlns:cx6="http://schemas.microsoft.com/office/drawing/2016/5/12/chartex" xmlns:cx7="http://schemas.microsoft.com/office/drawing/2016/5/13/chartex" xmlns:cx8="http://schemas.microsoft.com/office/drawing/2016/5/14/chartex" xmlns:mc="http://schemas.openxmlformats.org/markup-compatibility/2006" xmlns:aink="http://schemas.microsoft.com/office/drawing/2016/ink" xmlns:am3d="http://schemas.microsoft.com/office/drawing/2017/model3d" xmlns:o="urn:schemas-microsoft-com:office:office" xmlns:oel="http://schemas.microsoft.com/office/2019/extlst" xmlns:r="http://schemas.openxmlformats.org/officeDocument/2006/relationships" xmlns:m="http://schemas.openxmlformats.org/officeDocument/2006/math" xmlns:v="urn:schemas-microsoft-com:vml" xmlns:wp14="http://schemas.microsoft.com/office/word/2010/wordprocessingDrawing" xmlns:wp="http://schemas.openxmlformats.org/drawingml/2006/wordprocessingDrawing" xmlns:w10="urn:schemas-microsoft-com:office:word" xmlns:w="http://schemas.openxmlformats.org/wordprocessingml/2006/main" xmlns:w14="http://schemas.microsoft.com/office/word/2010/wordml" xmlns:w15="http://schemas.microsoft.com/office/word/2012/wordml" xmlns:w16cex="http://schemas.microsoft.com/office/word/2018/wordml/cex" xmlns:w16cid="http://schemas.microsoft.com/office/word/2016/wordml/cid" xmlns:w16="http://schemas.microsoft.com/office/word/2018/wordml" xmlns:w16du="http://schemas.microsoft.com/office/word/2023/wordml/word16du" xmlns:w16sdtdh="http://schemas.microsoft.com/office/word/2020/wordml/sdtdatahash" xmlns:w16sdtfl="http://schemas.microsoft.com/office/word/2024/wordml/sdtformatlock" xmlns:w16se="http://schemas.microsoft.com/office/word/2015/wordml/symex" xmlns:wpg="http://schemas.microsoft.com/office/word/2010/wordprocessingGroup" xmlns:wpi="http://schemas.microsoft.com/office/word/2010/wordprocessingInk" xmlns:wne="http://schemas.microsoft.com/office/word/2006/wordml" xmlns:wps="http://schemas.microsoft.com/office/word/2010/wordprocessingShape" mc:Ignorable="w14 w15 w16se w16cid w16 w16cex w16sdtdh w16sdtfl w16du wp14">
   <w:numPicBullet w:numPicBulletId="0">
     <w:pict>
-      <v:shapetype id="_x0000_t75" coordsize="21600,21600" o:spt="75" o:preferrelative="t" path="m@4@5l@4@11@9@11@9@5xe" filled="f" stroked="f">
+      <v:shapetype id="_x0000_t75" coordsize="21600,21600" filled="f" stroked="f" o:spt="75" o:preferrelative="t" path="m@4@5l@4@11@9@11@9@5xe">
         <v:stroke joinstyle="miter"/>
         <v:formulas>
           <v:f eqn="if lineDrawn pixelLineWidth 0"/>
@@ -2795,11 +3013,11 @@
           <v:f eqn="prod @7 21600 pixelHeight"/>
           <v:f eqn="sum @10 21600 0"/>
         </v:formulas>
-        <v:path o:extrusionok="f" gradientshapeok="t" o:connecttype="rect"/>
+        <v:path gradientshapeok="t" o:connecttype="rect" o:extrusionok="f"/>
         <o:lock v:ext="edit" aspectratio="t"/>
       </v:shapetype>
-      <v:shape id="_x0000_i1025" type="#_x0000_t75" style="width:11.4pt;height:11.4pt" o:bullet="t">
-        <v:imagedata r:id="rId1" o:title="mso2184"/>
+      <v:shape id="_x0000_i1025" style="width:11.4pt;height:11.4pt" o:bullet="t" type="#_x0000_t75">
+        <v:imagedata o:title="mso2184" r:id="rId1"/>
       </v:shape>
     </w:pict>
   </w:numPicBullet>
@@ -2816,7 +3034,7 @@
         <w:ind w:left="720" w:hanging="360"/>
       </w:pPr>
       <w:rPr>
-        <w:rFonts w:ascii="Symbol" w:hAnsi="Symbol" w:hint="default"/>
+        <w:rFonts w:hint="default" w:ascii="Symbol" w:hAnsi="Symbol"/>
       </w:rPr>
     </w:lvl>
     <w:lvl w:ilvl="1" w:tplc="0C0A0003" w:tentative="1">
@@ -2828,7 +3046,7 @@
         <w:ind w:left="1440" w:hanging="360"/>
       </w:pPr>
       <w:rPr>
-        <w:rFonts w:ascii="Courier New" w:hAnsi="Courier New" w:cs="Courier New" w:hint="default"/>
+        <w:rFonts w:hint="default" w:ascii="Courier New" w:hAnsi="Courier New" w:cs="Courier New"/>
       </w:rPr>
     </w:lvl>
     <w:lvl w:ilvl="2" w:tplc="0C0A0005" w:tentative="1">
@@ -2840,7 +3058,7 @@
         <w:ind w:left="2160" w:hanging="360"/>
       </w:pPr>
       <w:rPr>
-        <w:rFonts w:ascii="Wingdings" w:hAnsi="Wingdings" w:hint="default"/>
+        <w:rFonts w:hint="default" w:ascii="Wingdings" w:hAnsi="Wingdings"/>
       </w:rPr>
     </w:lvl>
     <w:lvl w:ilvl="3" w:tplc="0C0A0001" w:tentative="1">
@@ -2852,7 +3070,7 @@
         <w:ind w:left="2880" w:hanging="360"/>
       </w:pPr>
       <w:rPr>
-        <w:rFonts w:ascii="Symbol" w:hAnsi="Symbol" w:hint="default"/>
+        <w:rFonts w:hint="default" w:ascii="Symbol" w:hAnsi="Symbol"/>
       </w:rPr>
     </w:lvl>
     <w:lvl w:ilvl="4" w:tplc="0C0A0003" w:tentative="1">
@@ -2864,7 +3082,7 @@
         <w:ind w:left="3600" w:hanging="360"/>
       </w:pPr>
       <w:rPr>
-        <w:rFonts w:ascii="Courier New" w:hAnsi="Courier New" w:cs="Courier New" w:hint="default"/>
+        <w:rFonts w:hint="default" w:ascii="Courier New" w:hAnsi="Courier New" w:cs="Courier New"/>
       </w:rPr>
     </w:lvl>
     <w:lvl w:ilvl="5" w:tplc="0C0A0005" w:tentative="1">
@@ -2876,7 +3094,7 @@
         <w:ind w:left="4320" w:hanging="360"/>
       </w:pPr>
       <w:rPr>
-        <w:rFonts w:ascii="Wingdings" w:hAnsi="Wingdings" w:hint="default"/>
+        <w:rFonts w:hint="default" w:ascii="Wingdings" w:hAnsi="Wingdings"/>
       </w:rPr>
     </w:lvl>
     <w:lvl w:ilvl="6" w:tplc="0C0A0001" w:tentative="1">
@@ -2888,7 +3106,7 @@
         <w:ind w:left="5040" w:hanging="360"/>
       </w:pPr>
       <w:rPr>
-        <w:rFonts w:ascii="Symbol" w:hAnsi="Symbol" w:hint="default"/>
+        <w:rFonts w:hint="default" w:ascii="Symbol" w:hAnsi="Symbol"/>
       </w:rPr>
     </w:lvl>
     <w:lvl w:ilvl="7" w:tplc="0C0A0003" w:tentative="1">
@@ -2900,7 +3118,7 @@
         <w:ind w:left="5760" w:hanging="360"/>
       </w:pPr>
       <w:rPr>
-        <w:rFonts w:ascii="Courier New" w:hAnsi="Courier New" w:cs="Courier New" w:hint="default"/>
+        <w:rFonts w:hint="default" w:ascii="Courier New" w:hAnsi="Courier New" w:cs="Courier New"/>
       </w:rPr>
     </w:lvl>
     <w:lvl w:ilvl="8" w:tplc="0C0A0005" w:tentative="1">
@@ -2912,7 +3130,7 @@
         <w:ind w:left="6480" w:hanging="360"/>
       </w:pPr>
       <w:rPr>
-        <w:rFonts w:ascii="Wingdings" w:hAnsi="Wingdings" w:hint="default"/>
+        <w:rFonts w:hint="default" w:ascii="Wingdings" w:hAnsi="Wingdings"/>
       </w:rPr>
     </w:lvl>
   </w:abstractNum>
@@ -2929,7 +3147,7 @@
         <w:ind w:left="720" w:hanging="360"/>
       </w:pPr>
       <w:rPr>
-        <w:rFonts w:ascii="Wingdings" w:hAnsi="Wingdings" w:hint="default"/>
+        <w:rFonts w:hint="default" w:ascii="Wingdings" w:hAnsi="Wingdings"/>
       </w:rPr>
     </w:lvl>
     <w:lvl w:ilvl="1" w:tplc="0C0A0003" w:tentative="1">
@@ -2941,7 +3159,7 @@
         <w:ind w:left="1440" w:hanging="360"/>
       </w:pPr>
       <w:rPr>
-        <w:rFonts w:ascii="Courier New" w:hAnsi="Courier New" w:cs="Courier New" w:hint="default"/>
+        <w:rFonts w:hint="default" w:ascii="Courier New" w:hAnsi="Courier New" w:cs="Courier New"/>
       </w:rPr>
     </w:lvl>
     <w:lvl w:ilvl="2" w:tplc="0C0A0005" w:tentative="1">
@@ -2953,7 +3171,7 @@
         <w:ind w:left="2160" w:hanging="360"/>
       </w:pPr>
       <w:rPr>
-        <w:rFonts w:ascii="Wingdings" w:hAnsi="Wingdings" w:hint="default"/>
+        <w:rFonts w:hint="default" w:ascii="Wingdings" w:hAnsi="Wingdings"/>
       </w:rPr>
     </w:lvl>
     <w:lvl w:ilvl="3" w:tplc="0C0A0001" w:tentative="1">
@@ -2965,7 +3183,7 @@
         <w:ind w:left="2880" w:hanging="360"/>
       </w:pPr>
       <w:rPr>
-        <w:rFonts w:ascii="Symbol" w:hAnsi="Symbol" w:hint="default"/>
+        <w:rFonts w:hint="default" w:ascii="Symbol" w:hAnsi="Symbol"/>
       </w:rPr>
     </w:lvl>
     <w:lvl w:ilvl="4" w:tplc="0C0A0003" w:tentative="1">
@@ -2977,7 +3195,7 @@
         <w:ind w:left="3600" w:hanging="360"/>
       </w:pPr>
       <w:rPr>
-        <w:rFonts w:ascii="Courier New" w:hAnsi="Courier New" w:cs="Courier New" w:hint="default"/>
+        <w:rFonts w:hint="default" w:ascii="Courier New" w:hAnsi="Courier New" w:cs="Courier New"/>
       </w:rPr>
     </w:lvl>
     <w:lvl w:ilvl="5" w:tplc="0C0A0005" w:tentative="1">
@@ -2989,7 +3207,7 @@
         <w:ind w:left="4320" w:hanging="360"/>
       </w:pPr>
       <w:rPr>
-        <w:rFonts w:ascii="Wingdings" w:hAnsi="Wingdings" w:hint="default"/>
+        <w:rFonts w:hint="default" w:ascii="Wingdings" w:hAnsi="Wingdings"/>
       </w:rPr>
     </w:lvl>
     <w:lvl w:ilvl="6" w:tplc="0C0A0001" w:tentative="1">
@@ -3001,7 +3219,7 @@
         <w:ind w:left="5040" w:hanging="360"/>
       </w:pPr>
       <w:rPr>
-        <w:rFonts w:ascii="Symbol" w:hAnsi="Symbol" w:hint="default"/>
+        <w:rFonts w:hint="default" w:ascii="Symbol" w:hAnsi="Symbol"/>
       </w:rPr>
     </w:lvl>
     <w:lvl w:ilvl="7" w:tplc="0C0A0003" w:tentative="1">
@@ -3013,7 +3231,7 @@
         <w:ind w:left="5760" w:hanging="360"/>
       </w:pPr>
       <w:rPr>
-        <w:rFonts w:ascii="Courier New" w:hAnsi="Courier New" w:cs="Courier New" w:hint="default"/>
+        <w:rFonts w:hint="default" w:ascii="Courier New" w:hAnsi="Courier New" w:cs="Courier New"/>
       </w:rPr>
     </w:lvl>
     <w:lvl w:ilvl="8" w:tplc="0C0A0005" w:tentative="1">
@@ -3025,7 +3243,7 @@
         <w:ind w:left="6480" w:hanging="360"/>
       </w:pPr>
       <w:rPr>
-        <w:rFonts w:ascii="Wingdings" w:hAnsi="Wingdings" w:hint="default"/>
+        <w:rFonts w:hint="default" w:ascii="Wingdings" w:hAnsi="Wingdings"/>
       </w:rPr>
     </w:lvl>
   </w:abstractNum>
@@ -3042,7 +3260,7 @@
         <w:ind w:left="720" w:hanging="360"/>
       </w:pPr>
       <w:rPr>
-        <w:rFonts w:ascii="Symbol" w:hAnsi="Symbol" w:hint="default"/>
+        <w:rFonts w:hint="default" w:ascii="Symbol" w:hAnsi="Symbol"/>
       </w:rPr>
     </w:lvl>
     <w:lvl w:ilvl="1" w:tplc="0C0A0003" w:tentative="1">
@@ -3054,7 +3272,7 @@
         <w:ind w:left="1440" w:hanging="360"/>
       </w:pPr>
       <w:rPr>
-        <w:rFonts w:ascii="Courier New" w:hAnsi="Courier New" w:cs="Courier New" w:hint="default"/>
+        <w:rFonts w:hint="default" w:ascii="Courier New" w:hAnsi="Courier New" w:cs="Courier New"/>
       </w:rPr>
     </w:lvl>
     <w:lvl w:ilvl="2" w:tplc="0C0A0005" w:tentative="1">
@@ -3066,7 +3284,7 @@
         <w:ind w:left="2160" w:hanging="360"/>
       </w:pPr>
       <w:rPr>
-        <w:rFonts w:ascii="Wingdings" w:hAnsi="Wingdings" w:hint="default"/>
+        <w:rFonts w:hint="default" w:ascii="Wingdings" w:hAnsi="Wingdings"/>
       </w:rPr>
     </w:lvl>
     <w:lvl w:ilvl="3" w:tplc="0C0A0001" w:tentative="1">
@@ -3078,7 +3296,7 @@
         <w:ind w:left="2880" w:hanging="360"/>
       </w:pPr>
       <w:rPr>
-        <w:rFonts w:ascii="Symbol" w:hAnsi="Symbol" w:hint="default"/>
+        <w:rFonts w:hint="default" w:ascii="Symbol" w:hAnsi="Symbol"/>
       </w:rPr>
     </w:lvl>
     <w:lvl w:ilvl="4" w:tplc="0C0A0003" w:tentative="1">
@@ -3090,7 +3308,7 @@
         <w:ind w:left="3600" w:hanging="360"/>
       </w:pPr>
       <w:rPr>
-        <w:rFonts w:ascii="Courier New" w:hAnsi="Courier New" w:cs="Courier New" w:hint="default"/>
+        <w:rFonts w:hint="default" w:ascii="Courier New" w:hAnsi="Courier New" w:cs="Courier New"/>
       </w:rPr>
     </w:lvl>
     <w:lvl w:ilvl="5" w:tplc="0C0A0005" w:tentative="1">
@@ -3102,7 +3320,7 @@
         <w:ind w:left="4320" w:hanging="360"/>
       </w:pPr>
       <w:rPr>
-        <w:rFonts w:ascii="Wingdings" w:hAnsi="Wingdings" w:hint="default"/>
+        <w:rFonts w:hint="default" w:ascii="Wingdings" w:hAnsi="Wingdings"/>
       </w:rPr>
     </w:lvl>
     <w:lvl w:ilvl="6" w:tplc="0C0A0001" w:tentative="1">
@@ -3114,7 +3332,7 @@
         <w:ind w:left="5040" w:hanging="360"/>
       </w:pPr>
       <w:rPr>
-        <w:rFonts w:ascii="Symbol" w:hAnsi="Symbol" w:hint="default"/>
+        <w:rFonts w:hint="default" w:ascii="Symbol" w:hAnsi="Symbol"/>
       </w:rPr>
     </w:lvl>
     <w:lvl w:ilvl="7" w:tplc="0C0A0003" w:tentative="1">
@@ -3126,7 +3344,7 @@
         <w:ind w:left="5760" w:hanging="360"/>
       </w:pPr>
       <w:rPr>
-        <w:rFonts w:ascii="Courier New" w:hAnsi="Courier New" w:cs="Courier New" w:hint="default"/>
+        <w:rFonts w:hint="default" w:ascii="Courier New" w:hAnsi="Courier New" w:cs="Courier New"/>
       </w:rPr>
     </w:lvl>
     <w:lvl w:ilvl="8" w:tplc="0C0A0005" w:tentative="1">
@@ -3138,7 +3356,7 @@
         <w:ind w:left="6480" w:hanging="360"/>
       </w:pPr>
       <w:rPr>
-        <w:rFonts w:ascii="Wingdings" w:hAnsi="Wingdings" w:hint="default"/>
+        <w:rFonts w:hint="default" w:ascii="Wingdings" w:hAnsi="Wingdings"/>
       </w:rPr>
     </w:lvl>
   </w:abstractNum>
@@ -3155,7 +3373,7 @@
         <w:ind w:left="720" w:hanging="360"/>
       </w:pPr>
       <w:rPr>
-        <w:rFonts w:ascii="Symbol" w:hAnsi="Symbol" w:hint="default"/>
+        <w:rFonts w:hint="default" w:ascii="Symbol" w:hAnsi="Symbol"/>
       </w:rPr>
     </w:lvl>
     <w:lvl w:ilvl="1" w:tplc="0C0A0003" w:tentative="1">
@@ -3167,7 +3385,7 @@
         <w:ind w:left="1440" w:hanging="360"/>
       </w:pPr>
       <w:rPr>
-        <w:rFonts w:ascii="Courier New" w:hAnsi="Courier New" w:cs="Courier New" w:hint="default"/>
+        <w:rFonts w:hint="default" w:ascii="Courier New" w:hAnsi="Courier New" w:cs="Courier New"/>
       </w:rPr>
     </w:lvl>
     <w:lvl w:ilvl="2" w:tplc="0C0A0005" w:tentative="1">
@@ -3179,7 +3397,7 @@
         <w:ind w:left="2160" w:hanging="360"/>
       </w:pPr>
       <w:rPr>
-        <w:rFonts w:ascii="Wingdings" w:hAnsi="Wingdings" w:hint="default"/>
+        <w:rFonts w:hint="default" w:ascii="Wingdings" w:hAnsi="Wingdings"/>
       </w:rPr>
     </w:lvl>
     <w:lvl w:ilvl="3" w:tplc="0C0A0001" w:tentative="1">
@@ -3191,7 +3409,7 @@
         <w:ind w:left="2880" w:hanging="360"/>
       </w:pPr>
       <w:rPr>
-        <w:rFonts w:ascii="Symbol" w:hAnsi="Symbol" w:hint="default"/>
+        <w:rFonts w:hint="default" w:ascii="Symbol" w:hAnsi="Symbol"/>
       </w:rPr>
     </w:lvl>
     <w:lvl w:ilvl="4" w:tplc="0C0A0003" w:tentative="1">
@@ -3203,7 +3421,7 @@
         <w:ind w:left="3600" w:hanging="360"/>
       </w:pPr>
       <w:rPr>
-        <w:rFonts w:ascii="Courier New" w:hAnsi="Courier New" w:cs="Courier New" w:hint="default"/>
+        <w:rFonts w:hint="default" w:ascii="Courier New" w:hAnsi="Courier New" w:cs="Courier New"/>
       </w:rPr>
     </w:lvl>
     <w:lvl w:ilvl="5" w:tplc="0C0A0005" w:tentative="1">
@@ -3215,7 +3433,7 @@
         <w:ind w:left="4320" w:hanging="360"/>
       </w:pPr>
       <w:rPr>
-        <w:rFonts w:ascii="Wingdings" w:hAnsi="Wingdings" w:hint="default"/>
+        <w:rFonts w:hint="default" w:ascii="Wingdings" w:hAnsi="Wingdings"/>
       </w:rPr>
     </w:lvl>
     <w:lvl w:ilvl="6" w:tplc="0C0A0001" w:tentative="1">
@@ -3227,7 +3445,7 @@
         <w:ind w:left="5040" w:hanging="360"/>
       </w:pPr>
       <w:rPr>
-        <w:rFonts w:ascii="Symbol" w:hAnsi="Symbol" w:hint="default"/>
+        <w:rFonts w:hint="default" w:ascii="Symbol" w:hAnsi="Symbol"/>
       </w:rPr>
     </w:lvl>
     <w:lvl w:ilvl="7" w:tplc="0C0A0003" w:tentative="1">
@@ -3239,7 +3457,7 @@
         <w:ind w:left="5760" w:hanging="360"/>
       </w:pPr>
       <w:rPr>
-        <w:rFonts w:ascii="Courier New" w:hAnsi="Courier New" w:cs="Courier New" w:hint="default"/>
+        <w:rFonts w:hint="default" w:ascii="Courier New" w:hAnsi="Courier New" w:cs="Courier New"/>
       </w:rPr>
     </w:lvl>
     <w:lvl w:ilvl="8" w:tplc="0C0A0005" w:tentative="1">
@@ -3251,7 +3469,7 @@
         <w:ind w:left="6480" w:hanging="360"/>
       </w:pPr>
       <w:rPr>
-        <w:rFonts w:ascii="Wingdings" w:hAnsi="Wingdings" w:hint="default"/>
+        <w:rFonts w:hint="default" w:ascii="Wingdings" w:hAnsi="Wingdings"/>
       </w:rPr>
     </w:lvl>
   </w:abstractNum>
@@ -3268,7 +3486,7 @@
         <w:ind w:left="720" w:hanging="360"/>
       </w:pPr>
       <w:rPr>
-        <w:rFonts w:ascii="Symbol" w:hAnsi="Symbol" w:hint="default"/>
+        <w:rFonts w:hint="default" w:ascii="Symbol" w:hAnsi="Symbol"/>
       </w:rPr>
     </w:lvl>
     <w:lvl w:ilvl="1" w:tplc="0C0A0003" w:tentative="1">
@@ -3280,7 +3498,7 @@
         <w:ind w:left="1440" w:hanging="360"/>
       </w:pPr>
       <w:rPr>
-        <w:rFonts w:ascii="Courier New" w:hAnsi="Courier New" w:cs="Courier New" w:hint="default"/>
+        <w:rFonts w:hint="default" w:ascii="Courier New" w:hAnsi="Courier New" w:cs="Courier New"/>
       </w:rPr>
     </w:lvl>
     <w:lvl w:ilvl="2" w:tplc="0C0A0005" w:tentative="1">
@@ -3292,7 +3510,7 @@
         <w:ind w:left="2160" w:hanging="360"/>
       </w:pPr>
       <w:rPr>
-        <w:rFonts w:ascii="Wingdings" w:hAnsi="Wingdings" w:hint="default"/>
+        <w:rFonts w:hint="default" w:ascii="Wingdings" w:hAnsi="Wingdings"/>
       </w:rPr>
     </w:lvl>
     <w:lvl w:ilvl="3" w:tplc="0C0A0001" w:tentative="1">
@@ -3304,7 +3522,7 @@
         <w:ind w:left="2880" w:hanging="360"/>
       </w:pPr>
       <w:rPr>
-        <w:rFonts w:ascii="Symbol" w:hAnsi="Symbol" w:hint="default"/>
+        <w:rFonts w:hint="default" w:ascii="Symbol" w:hAnsi="Symbol"/>
       </w:rPr>
     </w:lvl>
     <w:lvl w:ilvl="4" w:tplc="0C0A0003" w:tentative="1">
@@ -3316,7 +3534,7 @@
         <w:ind w:left="3600" w:hanging="360"/>
       </w:pPr>
       <w:rPr>
-        <w:rFonts w:ascii="Courier New" w:hAnsi="Courier New" w:cs="Courier New" w:hint="default"/>
+        <w:rFonts w:hint="default" w:ascii="Courier New" w:hAnsi="Courier New" w:cs="Courier New"/>
       </w:rPr>
     </w:lvl>
     <w:lvl w:ilvl="5" w:tplc="0C0A0005" w:tentative="1">
@@ -3328,7 +3546,7 @@
         <w:ind w:left="4320" w:hanging="360"/>
       </w:pPr>
       <w:rPr>
-        <w:rFonts w:ascii="Wingdings" w:hAnsi="Wingdings" w:hint="default"/>
+        <w:rFonts w:hint="default" w:ascii="Wingdings" w:hAnsi="Wingdings"/>
       </w:rPr>
     </w:lvl>
     <w:lvl w:ilvl="6" w:tplc="0C0A0001" w:tentative="1">
@@ -3340,7 +3558,7 @@
         <w:ind w:left="5040" w:hanging="360"/>
       </w:pPr>
       <w:rPr>
-        <w:rFonts w:ascii="Symbol" w:hAnsi="Symbol" w:hint="default"/>
+        <w:rFonts w:hint="default" w:ascii="Symbol" w:hAnsi="Symbol"/>
       </w:rPr>
     </w:lvl>
     <w:lvl w:ilvl="7" w:tplc="0C0A0003" w:tentative="1">
@@ -3352,7 +3570,7 @@
         <w:ind w:left="5760" w:hanging="360"/>
       </w:pPr>
       <w:rPr>
-        <w:rFonts w:ascii="Courier New" w:hAnsi="Courier New" w:cs="Courier New" w:hint="default"/>
+        <w:rFonts w:hint="default" w:ascii="Courier New" w:hAnsi="Courier New" w:cs="Courier New"/>
       </w:rPr>
     </w:lvl>
     <w:lvl w:ilvl="8" w:tplc="0C0A0005" w:tentative="1">
@@ -3364,7 +3582,7 @@
         <w:ind w:left="6480" w:hanging="360"/>
       </w:pPr>
       <w:rPr>
-        <w:rFonts w:ascii="Wingdings" w:hAnsi="Wingdings" w:hint="default"/>
+        <w:rFonts w:hint="default" w:ascii="Wingdings" w:hAnsi="Wingdings"/>
       </w:rPr>
     </w:lvl>
   </w:abstractNum>
@@ -3381,7 +3599,7 @@
         <w:ind w:left="720" w:hanging="360"/>
       </w:pPr>
       <w:rPr>
-        <w:rFonts w:ascii="Wingdings" w:hAnsi="Wingdings" w:hint="default"/>
+        <w:rFonts w:hint="default" w:ascii="Wingdings" w:hAnsi="Wingdings"/>
       </w:rPr>
     </w:lvl>
     <w:lvl w:ilvl="1" w:tplc="0C0A0003" w:tentative="1">
@@ -3393,7 +3611,7 @@
         <w:ind w:left="1440" w:hanging="360"/>
       </w:pPr>
       <w:rPr>
-        <w:rFonts w:ascii="Courier New" w:hAnsi="Courier New" w:cs="Courier New" w:hint="default"/>
+        <w:rFonts w:hint="default" w:ascii="Courier New" w:hAnsi="Courier New" w:cs="Courier New"/>
       </w:rPr>
     </w:lvl>
     <w:lvl w:ilvl="2" w:tplc="0C0A0005" w:tentative="1">
@@ -3405,7 +3623,7 @@
         <w:ind w:left="2160" w:hanging="360"/>
       </w:pPr>
       <w:rPr>
-        <w:rFonts w:ascii="Wingdings" w:hAnsi="Wingdings" w:hint="default"/>
+        <w:rFonts w:hint="default" w:ascii="Wingdings" w:hAnsi="Wingdings"/>
       </w:rPr>
     </w:lvl>
     <w:lvl w:ilvl="3" w:tplc="0C0A0001" w:tentative="1">
@@ -3417,7 +3635,7 @@
         <w:ind w:left="2880" w:hanging="360"/>
       </w:pPr>
       <w:rPr>
-        <w:rFonts w:ascii="Symbol" w:hAnsi="Symbol" w:hint="default"/>
+        <w:rFonts w:hint="default" w:ascii="Symbol" w:hAnsi="Symbol"/>
       </w:rPr>
     </w:lvl>
     <w:lvl w:ilvl="4" w:tplc="0C0A0003" w:tentative="1">
@@ -3429,7 +3647,7 @@
         <w:ind w:left="3600" w:hanging="360"/>
       </w:pPr>
       <w:rPr>
-        <w:rFonts w:ascii="Courier New" w:hAnsi="Courier New" w:cs="Courier New" w:hint="default"/>
+        <w:rFonts w:hint="default" w:ascii="Courier New" w:hAnsi="Courier New" w:cs="Courier New"/>
       </w:rPr>
     </w:lvl>
     <w:lvl w:ilvl="5" w:tplc="0C0A0005" w:tentative="1">
@@ -3441,7 +3659,7 @@
         <w:ind w:left="4320" w:hanging="360"/>
       </w:pPr>
       <w:rPr>
-        <w:rFonts w:ascii="Wingdings" w:hAnsi="Wingdings" w:hint="default"/>
+        <w:rFonts w:hint="default" w:ascii="Wingdings" w:hAnsi="Wingdings"/>
       </w:rPr>
     </w:lvl>
     <w:lvl w:ilvl="6" w:tplc="0C0A0001" w:tentative="1">
@@ -3453,7 +3671,7 @@
         <w:ind w:left="5040" w:hanging="360"/>
       </w:pPr>
       <w:rPr>
-        <w:rFonts w:ascii="Symbol" w:hAnsi="Symbol" w:hint="default"/>
+        <w:rFonts w:hint="default" w:ascii="Symbol" w:hAnsi="Symbol"/>
       </w:rPr>
     </w:lvl>
     <w:lvl w:ilvl="7" w:tplc="0C0A0003" w:tentative="1">
@@ -3465,7 +3683,7 @@
         <w:ind w:left="5760" w:hanging="360"/>
       </w:pPr>
       <w:rPr>
-        <w:rFonts w:ascii="Courier New" w:hAnsi="Courier New" w:cs="Courier New" w:hint="default"/>
+        <w:rFonts w:hint="default" w:ascii="Courier New" w:hAnsi="Courier New" w:cs="Courier New"/>
       </w:rPr>
     </w:lvl>
     <w:lvl w:ilvl="8" w:tplc="0C0A0005" w:tentative="1">
@@ -3477,7 +3695,7 @@
         <w:ind w:left="6480" w:hanging="360"/>
       </w:pPr>
       <w:rPr>
-        <w:rFonts w:ascii="Wingdings" w:hAnsi="Wingdings" w:hint="default"/>
+        <w:rFonts w:hint="default" w:ascii="Wingdings" w:hAnsi="Wingdings"/>
       </w:rPr>
     </w:lvl>
   </w:abstractNum>
@@ -3494,7 +3712,7 @@
         <w:ind w:left="720" w:hanging="360"/>
       </w:pPr>
       <w:rPr>
-        <w:rFonts w:ascii="Symbol" w:hAnsi="Symbol" w:hint="default"/>
+        <w:rFonts w:hint="default" w:ascii="Symbol" w:hAnsi="Symbol"/>
       </w:rPr>
     </w:lvl>
     <w:lvl w:ilvl="1" w:tplc="0C0A0003" w:tentative="1">
@@ -3506,7 +3724,7 @@
         <w:ind w:left="1440" w:hanging="360"/>
       </w:pPr>
       <w:rPr>
-        <w:rFonts w:ascii="Courier New" w:hAnsi="Courier New" w:cs="Courier New" w:hint="default"/>
+        <w:rFonts w:hint="default" w:ascii="Courier New" w:hAnsi="Courier New" w:cs="Courier New"/>
       </w:rPr>
     </w:lvl>
     <w:lvl w:ilvl="2" w:tplc="0C0A0005" w:tentative="1">
@@ -3518,7 +3736,7 @@
         <w:ind w:left="2160" w:hanging="360"/>
       </w:pPr>
       <w:rPr>
-        <w:rFonts w:ascii="Wingdings" w:hAnsi="Wingdings" w:hint="default"/>
+        <w:rFonts w:hint="default" w:ascii="Wingdings" w:hAnsi="Wingdings"/>
       </w:rPr>
     </w:lvl>
     <w:lvl w:ilvl="3" w:tplc="0C0A0001" w:tentative="1">
@@ -3530,7 +3748,7 @@
         <w:ind w:left="2880" w:hanging="360"/>
       </w:pPr>
       <w:rPr>
-        <w:rFonts w:ascii="Symbol" w:hAnsi="Symbol" w:hint="default"/>
+        <w:rFonts w:hint="default" w:ascii="Symbol" w:hAnsi="Symbol"/>
       </w:rPr>
     </w:lvl>
     <w:lvl w:ilvl="4" w:tplc="0C0A0003" w:tentative="1">
@@ -3542,7 +3760,7 @@
         <w:ind w:left="3600" w:hanging="360"/>
       </w:pPr>
       <w:rPr>
-        <w:rFonts w:ascii="Courier New" w:hAnsi="Courier New" w:cs="Courier New" w:hint="default"/>
+        <w:rFonts w:hint="default" w:ascii="Courier New" w:hAnsi="Courier New" w:cs="Courier New"/>
       </w:rPr>
     </w:lvl>
     <w:lvl w:ilvl="5" w:tplc="0C0A0005" w:tentative="1">
@@ -3554,7 +3772,7 @@
         <w:ind w:left="4320" w:hanging="360"/>
       </w:pPr>
       <w:rPr>
-        <w:rFonts w:ascii="Wingdings" w:hAnsi="Wingdings" w:hint="default"/>
+        <w:rFonts w:hint="default" w:ascii="Wingdings" w:hAnsi="Wingdings"/>
       </w:rPr>
     </w:lvl>
     <w:lvl w:ilvl="6" w:tplc="0C0A0001" w:tentative="1">
@@ -3566,7 +3784,7 @@
         <w:ind w:left="5040" w:hanging="360"/>
       </w:pPr>
       <w:rPr>
-        <w:rFonts w:ascii="Symbol" w:hAnsi="Symbol" w:hint="default"/>
+        <w:rFonts w:hint="default" w:ascii="Symbol" w:hAnsi="Symbol"/>
       </w:rPr>
     </w:lvl>
     <w:lvl w:ilvl="7" w:tplc="0C0A0003" w:tentative="1">
@@ -3578,7 +3796,7 @@
         <w:ind w:left="5760" w:hanging="360"/>
       </w:pPr>
       <w:rPr>
-        <w:rFonts w:ascii="Courier New" w:hAnsi="Courier New" w:cs="Courier New" w:hint="default"/>
+        <w:rFonts w:hint="default" w:ascii="Courier New" w:hAnsi="Courier New" w:cs="Courier New"/>
       </w:rPr>
     </w:lvl>
     <w:lvl w:ilvl="8" w:tplc="0C0A0005" w:tentative="1">
@@ -3590,7 +3808,7 @@
         <w:ind w:left="6480" w:hanging="360"/>
       </w:pPr>
       <w:rPr>
-        <w:rFonts w:ascii="Wingdings" w:hAnsi="Wingdings" w:hint="default"/>
+        <w:rFonts w:hint="default" w:ascii="Wingdings" w:hAnsi="Wingdings"/>
       </w:rPr>
     </w:lvl>
   </w:abstractNum>
@@ -3693,7 +3911,7 @@
         <w:ind w:left="720" w:hanging="360"/>
       </w:pPr>
       <w:rPr>
-        <w:rFonts w:ascii="Wingdings" w:hAnsi="Wingdings" w:hint="default"/>
+        <w:rFonts w:hint="default" w:ascii="Wingdings" w:hAnsi="Wingdings"/>
       </w:rPr>
     </w:lvl>
     <w:lvl w:ilvl="1" w:tplc="0C0A0003" w:tentative="1">
@@ -3705,7 +3923,7 @@
         <w:ind w:left="1440" w:hanging="360"/>
       </w:pPr>
       <w:rPr>
-        <w:rFonts w:ascii="Courier New" w:hAnsi="Courier New" w:cs="Courier New" w:hint="default"/>
+        <w:rFonts w:hint="default" w:ascii="Courier New" w:hAnsi="Courier New" w:cs="Courier New"/>
       </w:rPr>
     </w:lvl>
     <w:lvl w:ilvl="2" w:tplc="0C0A0005" w:tentative="1">
@@ -3717,7 +3935,7 @@
         <w:ind w:left="2160" w:hanging="360"/>
       </w:pPr>
       <w:rPr>
-        <w:rFonts w:ascii="Wingdings" w:hAnsi="Wingdings" w:hint="default"/>
+        <w:rFonts w:hint="default" w:ascii="Wingdings" w:hAnsi="Wingdings"/>
       </w:rPr>
     </w:lvl>
     <w:lvl w:ilvl="3" w:tplc="0C0A0001" w:tentative="1">
@@ -3729,7 +3947,7 @@
         <w:ind w:left="2880" w:hanging="360"/>
       </w:pPr>
       <w:rPr>
-        <w:rFonts w:ascii="Symbol" w:hAnsi="Symbol" w:hint="default"/>
+        <w:rFonts w:hint="default" w:ascii="Symbol" w:hAnsi="Symbol"/>
       </w:rPr>
     </w:lvl>
     <w:lvl w:ilvl="4" w:tplc="0C0A0003" w:tentative="1">
@@ -3741,7 +3959,7 @@
         <w:ind w:left="3600" w:hanging="360"/>
       </w:pPr>
       <w:rPr>
-        <w:rFonts w:ascii="Courier New" w:hAnsi="Courier New" w:cs="Courier New" w:hint="default"/>
+        <w:rFonts w:hint="default" w:ascii="Courier New" w:hAnsi="Courier New" w:cs="Courier New"/>
       </w:rPr>
     </w:lvl>
     <w:lvl w:ilvl="5" w:tplc="0C0A0005" w:tentative="1">
@@ -3753,7 +3971,7 @@
         <w:ind w:left="4320" w:hanging="360"/>
       </w:pPr>
       <w:rPr>
-        <w:rFonts w:ascii="Wingdings" w:hAnsi="Wingdings" w:hint="default"/>
+        <w:rFonts w:hint="default" w:ascii="Wingdings" w:hAnsi="Wingdings"/>
       </w:rPr>
     </w:lvl>
     <w:lvl w:ilvl="6" w:tplc="0C0A0001" w:tentative="1">
@@ -3765,7 +3983,7 @@
         <w:ind w:left="5040" w:hanging="360"/>
       </w:pPr>
       <w:rPr>
-        <w:rFonts w:ascii="Symbol" w:hAnsi="Symbol" w:hint="default"/>
+        <w:rFonts w:hint="default" w:ascii="Symbol" w:hAnsi="Symbol"/>
       </w:rPr>
     </w:lvl>
     <w:lvl w:ilvl="7" w:tplc="0C0A0003" w:tentative="1">
@@ -3777,7 +3995,7 @@
         <w:ind w:left="5760" w:hanging="360"/>
       </w:pPr>
       <w:rPr>
-        <w:rFonts w:ascii="Courier New" w:hAnsi="Courier New" w:cs="Courier New" w:hint="default"/>
+        <w:rFonts w:hint="default" w:ascii="Courier New" w:hAnsi="Courier New" w:cs="Courier New"/>
       </w:rPr>
     </w:lvl>
     <w:lvl w:ilvl="8" w:tplc="0C0A0005" w:tentative="1">
@@ -3789,7 +4007,7 @@
         <w:ind w:left="6480" w:hanging="360"/>
       </w:pPr>
       <w:rPr>
-        <w:rFonts w:ascii="Wingdings" w:hAnsi="Wingdings" w:hint="default"/>
+        <w:rFonts w:hint="default" w:ascii="Wingdings" w:hAnsi="Wingdings"/>
       </w:rPr>
     </w:lvl>
   </w:abstractNum>
@@ -3824,11 +4042,11 @@
 </file>
 
 <file path=word/styles.xml><?xml version="1.0" encoding="utf-8"?>
-<w:styles xmlns:mc="http://schemas.openxmlformats.org/markup-compatibility/2006" xmlns:r="http://schemas.openxmlformats.org/officeDocument/2006/relationships" xmlns:w="http://schemas.openxmlformats.org/wordprocessingml/2006/main" xmlns:w14="http://schemas.microsoft.com/office/word/2010/wordml" xmlns:w15="http://schemas.microsoft.com/office/word/2012/wordml" xmlns:w16cex="http://schemas.microsoft.com/office/word/2018/wordml/cex" xmlns:w16cid="http://schemas.microsoft.com/office/word/2016/wordml/cid" xmlns:w16="http://schemas.microsoft.com/office/word/2018/wordml" xmlns:w16du="http://schemas.microsoft.com/office/word/2023/wordml/word16du" xmlns:w16sdtdh="http://schemas.microsoft.com/office/word/2020/wordml/sdtdatahash" xmlns:w16sdtfl="http://schemas.microsoft.com/office/word/2024/wordml/sdtformatlock" xmlns:w16se="http://schemas.microsoft.com/office/word/2015/wordml/symex" mc:Ignorable="w14 w15 w16se w16cid w16 w16cex w16sdtdh w16sdtfl w16du">
+<w:styles xmlns:wp14="http://schemas.microsoft.com/office/word/2010/wordprocessingDrawing" xmlns:mc="http://schemas.openxmlformats.org/markup-compatibility/2006" xmlns:r="http://schemas.openxmlformats.org/officeDocument/2006/relationships" xmlns:w="http://schemas.openxmlformats.org/wordprocessingml/2006/main" xmlns:w14="http://schemas.microsoft.com/office/word/2010/wordml" xmlns:w15="http://schemas.microsoft.com/office/word/2012/wordml" xmlns:w16cex="http://schemas.microsoft.com/office/word/2018/wordml/cex" xmlns:w16cid="http://schemas.microsoft.com/office/word/2016/wordml/cid" xmlns:w16="http://schemas.microsoft.com/office/word/2018/wordml" xmlns:w16du="http://schemas.microsoft.com/office/word/2023/wordml/word16du" xmlns:w16sdtdh="http://schemas.microsoft.com/office/word/2020/wordml/sdtdatahash" xmlns:w16sdtfl="http://schemas.microsoft.com/office/word/2024/wordml/sdtformatlock" xmlns:w16se="http://schemas.microsoft.com/office/word/2015/wordml/symex" mc:Ignorable="w14 w15 w16se w16cid w16 w16cex w16sdtdh w16sdtfl w16du wp14">
   <w:docDefaults>
     <w:rPrDefault>
       <w:rPr>
-        <w:rFonts w:asciiTheme="minorHAnsi" w:eastAsiaTheme="minorHAnsi" w:hAnsiTheme="minorHAnsi" w:cstheme="minorBidi"/>
+        <w:rFonts w:asciiTheme="minorHAnsi" w:hAnsiTheme="minorHAnsi" w:eastAsiaTheme="minorHAnsi" w:cstheme="minorBidi"/>
         <w:kern w:val="2"/>
         <w:sz w:val="22"/>
         <w:szCs w:val="22"/>
@@ -3845,14 +4063,14 @@
   <w:latentStyles w:defLockedState="0" w:defUIPriority="99" w:defSemiHidden="0" w:defUnhideWhenUsed="0" w:defQFormat="0" w:count="376">
     <w:lsdException w:name="Normal" w:uiPriority="0" w:qFormat="1"/>
     <w:lsdException w:name="heading 1" w:uiPriority="9" w:qFormat="1"/>
-    <w:lsdException w:name="heading 2" w:semiHidden="1" w:uiPriority="9" w:unhideWhenUsed="1" w:qFormat="1"/>
-    <w:lsdException w:name="heading 3" w:semiHidden="1" w:uiPriority="9" w:unhideWhenUsed="1" w:qFormat="1"/>
-    <w:lsdException w:name="heading 4" w:semiHidden="1" w:uiPriority="9" w:unhideWhenUsed="1" w:qFormat="1"/>
-    <w:lsdException w:name="heading 5" w:semiHidden="1" w:uiPriority="9" w:unhideWhenUsed="1" w:qFormat="1"/>
-    <w:lsdException w:name="heading 6" w:semiHidden="1" w:uiPriority="9" w:unhideWhenUsed="1" w:qFormat="1"/>
-    <w:lsdException w:name="heading 7" w:semiHidden="1" w:uiPriority="9" w:unhideWhenUsed="1" w:qFormat="1"/>
-    <w:lsdException w:name="heading 8" w:semiHidden="1" w:uiPriority="9" w:unhideWhenUsed="1" w:qFormat="1"/>
-    <w:lsdException w:name="heading 9" w:semiHidden="1" w:uiPriority="9" w:unhideWhenUsed="1" w:qFormat="1"/>
+    <w:lsdException w:name="heading 2" w:uiPriority="9" w:semiHidden="1" w:unhideWhenUsed="1" w:qFormat="1"/>
+    <w:lsdException w:name="heading 3" w:uiPriority="9" w:semiHidden="1" w:unhideWhenUsed="1" w:qFormat="1"/>
+    <w:lsdException w:name="heading 4" w:uiPriority="9" w:semiHidden="1" w:unhideWhenUsed="1" w:qFormat="1"/>
+    <w:lsdException w:name="heading 5" w:uiPriority="9" w:semiHidden="1" w:unhideWhenUsed="1" w:qFormat="1"/>
+    <w:lsdException w:name="heading 6" w:uiPriority="9" w:semiHidden="1" w:unhideWhenUsed="1" w:qFormat="1"/>
+    <w:lsdException w:name="heading 7" w:uiPriority="9" w:semiHidden="1" w:unhideWhenUsed="1" w:qFormat="1"/>
+    <w:lsdException w:name="heading 8" w:uiPriority="9" w:semiHidden="1" w:unhideWhenUsed="1" w:qFormat="1"/>
+    <w:lsdException w:name="heading 9" w:uiPriority="9" w:semiHidden="1" w:unhideWhenUsed="1" w:qFormat="1"/>
     <w:lsdException w:name="index 1" w:semiHidden="1" w:unhideWhenUsed="1"/>
     <w:lsdException w:name="index 2" w:semiHidden="1" w:unhideWhenUsed="1"/>
     <w:lsdException w:name="index 3" w:semiHidden="1" w:unhideWhenUsed="1"/>
@@ -3862,22 +4080,22 @@
     <w:lsdException w:name="index 7" w:semiHidden="1" w:unhideWhenUsed="1"/>
     <w:lsdException w:name="index 8" w:semiHidden="1" w:unhideWhenUsed="1"/>
     <w:lsdException w:name="index 9" w:semiHidden="1" w:unhideWhenUsed="1"/>
-    <w:lsdException w:name="toc 1" w:semiHidden="1" w:uiPriority="39" w:unhideWhenUsed="1"/>
-    <w:lsdException w:name="toc 2" w:semiHidden="1" w:uiPriority="39" w:unhideWhenUsed="1"/>
-    <w:lsdException w:name="toc 3" w:semiHidden="1" w:uiPriority="39" w:unhideWhenUsed="1"/>
-    <w:lsdException w:name="toc 4" w:semiHidden="1" w:uiPriority="39" w:unhideWhenUsed="1"/>
-    <w:lsdException w:name="toc 5" w:semiHidden="1" w:uiPriority="39" w:unhideWhenUsed="1"/>
-    <w:lsdException w:name="toc 6" w:semiHidden="1" w:uiPriority="39" w:unhideWhenUsed="1"/>
-    <w:lsdException w:name="toc 7" w:semiHidden="1" w:uiPriority="39" w:unhideWhenUsed="1"/>
-    <w:lsdException w:name="toc 8" w:semiHidden="1" w:uiPriority="39" w:unhideWhenUsed="1"/>
-    <w:lsdException w:name="toc 9" w:semiHidden="1" w:uiPriority="39" w:unhideWhenUsed="1"/>
+    <w:lsdException w:name="toc 1" w:uiPriority="39" w:semiHidden="1" w:unhideWhenUsed="1"/>
+    <w:lsdException w:name="toc 2" w:uiPriority="39" w:semiHidden="1" w:unhideWhenUsed="1"/>
+    <w:lsdException w:name="toc 3" w:uiPriority="39" w:semiHidden="1" w:unhideWhenUsed="1"/>
+    <w:lsdException w:name="toc 4" w:uiPriority="39" w:semiHidden="1" w:unhideWhenUsed="1"/>
+    <w:lsdException w:name="toc 5" w:uiPriority="39" w:semiHidden="1" w:unhideWhenUsed="1"/>
+    <w:lsdException w:name="toc 6" w:uiPriority="39" w:semiHidden="1" w:unhideWhenUsed="1"/>
+    <w:lsdException w:name="toc 7" w:uiPriority="39" w:semiHidden="1" w:unhideWhenUsed="1"/>
+    <w:lsdException w:name="toc 8" w:uiPriority="39" w:semiHidden="1" w:unhideWhenUsed="1"/>
+    <w:lsdException w:name="toc 9" w:uiPriority="39" w:semiHidden="1" w:unhideWhenUsed="1"/>
     <w:lsdException w:name="Normal Indent" w:semiHidden="1" w:unhideWhenUsed="1"/>
     <w:lsdException w:name="footnote text" w:semiHidden="1" w:unhideWhenUsed="1"/>
     <w:lsdException w:name="annotation text" w:semiHidden="1" w:unhideWhenUsed="1"/>
     <w:lsdException w:name="header" w:semiHidden="1" w:unhideWhenUsed="1"/>
     <w:lsdException w:name="footer" w:semiHidden="1" w:unhideWhenUsed="1"/>
     <w:lsdException w:name="index heading" w:semiHidden="1" w:unhideWhenUsed="1"/>
-    <w:lsdException w:name="caption" w:semiHidden="1" w:uiPriority="35" w:unhideWhenUsed="1" w:qFormat="1"/>
+    <w:lsdException w:name="caption" w:uiPriority="35" w:semiHidden="1" w:unhideWhenUsed="1" w:qFormat="1"/>
     <w:lsdException w:name="table of figures" w:semiHidden="1" w:unhideWhenUsed="1"/>
     <w:lsdException w:name="envelope address" w:semiHidden="1" w:unhideWhenUsed="1"/>
     <w:lsdException w:name="envelope return" w:semiHidden="1" w:unhideWhenUsed="1"/>
@@ -3908,7 +4126,7 @@
     <w:lsdException w:name="Title" w:uiPriority="10" w:qFormat="1"/>
     <w:lsdException w:name="Closing" w:semiHidden="1" w:unhideWhenUsed="1"/>
     <w:lsdException w:name="Signature" w:semiHidden="1" w:unhideWhenUsed="1"/>
-    <w:lsdException w:name="Default Paragraph Font" w:semiHidden="1" w:uiPriority="1" w:unhideWhenUsed="1"/>
+    <w:lsdException w:name="Default Paragraph Font" w:uiPriority="1" w:semiHidden="1" w:unhideWhenUsed="1"/>
     <w:lsdException w:name="Body Text" w:semiHidden="1" w:unhideWhenUsed="1"/>
     <w:lsdException w:name="Body Text Indent" w:semiHidden="1" w:unhideWhenUsed="1"/>
     <w:lsdException w:name="List Continue" w:semiHidden="1" w:unhideWhenUsed="1"/>
@@ -4108,8 +4326,8 @@
     <w:lsdException w:name="Subtle Reference" w:uiPriority="31" w:qFormat="1"/>
     <w:lsdException w:name="Intense Reference" w:uiPriority="32" w:qFormat="1"/>
     <w:lsdException w:name="Book Title" w:uiPriority="33" w:qFormat="1"/>
-    <w:lsdException w:name="Bibliography" w:semiHidden="1" w:uiPriority="37" w:unhideWhenUsed="1"/>
-    <w:lsdException w:name="TOC Heading" w:semiHidden="1" w:uiPriority="39" w:unhideWhenUsed="1" w:qFormat="1"/>
+    <w:lsdException w:name="Bibliography" w:uiPriority="37" w:semiHidden="1" w:unhideWhenUsed="1"/>
+    <w:lsdException w:name="TOC Heading" w:uiPriority="39" w:semiHidden="1" w:unhideWhenUsed="1" w:qFormat="1"/>
     <w:lsdException w:name="Plain Table 1" w:uiPriority="41"/>
     <w:lsdException w:name="Plain Table 2" w:uiPriority="42"/>
     <w:lsdException w:name="Plain Table 3" w:uiPriority="43"/>
@@ -4220,7 +4438,7 @@
     <w:lsdException w:name="Unresolved Mention" w:semiHidden="1" w:unhideWhenUsed="1"/>
     <w:lsdException w:name="Smart Link" w:semiHidden="1" w:unhideWhenUsed="1"/>
   </w:latentStyles>
-  <w:style w:type="paragraph" w:default="1" w:styleId="Normal">
+  <w:style w:type="paragraph" w:styleId="Normal" w:default="1">
     <w:name w:val="Normal"/>
     <w:qFormat/>
   </w:style>
@@ -4239,7 +4457,7 @@
       <w:outlineLvl w:val="0"/>
     </w:pPr>
     <w:rPr>
-      <w:rFonts w:asciiTheme="majorHAnsi" w:eastAsiaTheme="majorEastAsia" w:hAnsiTheme="majorHAnsi" w:cstheme="majorBidi"/>
+      <w:rFonts w:asciiTheme="majorHAnsi" w:hAnsiTheme="majorHAnsi" w:eastAsiaTheme="majorEastAsia" w:cstheme="majorBidi"/>
       <w:color w:val="2F5496" w:themeColor="accent1" w:themeShade="BF"/>
       <w:sz w:val="40"/>
       <w:szCs w:val="40"/>
@@ -4262,7 +4480,7 @@
       <w:outlineLvl w:val="1"/>
     </w:pPr>
     <w:rPr>
-      <w:rFonts w:asciiTheme="majorHAnsi" w:eastAsiaTheme="majorEastAsia" w:hAnsiTheme="majorHAnsi" w:cstheme="majorBidi"/>
+      <w:rFonts w:asciiTheme="majorHAnsi" w:hAnsiTheme="majorHAnsi" w:eastAsiaTheme="majorEastAsia" w:cstheme="majorBidi"/>
       <w:color w:val="2F5496" w:themeColor="accent1" w:themeShade="BF"/>
       <w:sz w:val="32"/>
       <w:szCs w:val="32"/>
@@ -4423,13 +4641,13 @@
       <w:color w:val="272727" w:themeColor="text1" w:themeTint="D8"/>
     </w:rPr>
   </w:style>
-  <w:style w:type="character" w:default="1" w:styleId="Fuentedeprrafopredeter">
+  <w:style w:type="character" w:styleId="Fuentedeprrafopredeter" w:default="1">
     <w:name w:val="Default Paragraph Font"/>
     <w:uiPriority w:val="1"/>
     <w:semiHidden/>
     <w:unhideWhenUsed/>
   </w:style>
-  <w:style w:type="table" w:default="1" w:styleId="Tablanormal">
+  <w:style w:type="table" w:styleId="Tablanormal" w:default="1">
     <w:name w:val="Normal Table"/>
     <w:uiPriority w:val="99"/>
     <w:semiHidden/>
@@ -4444,26 +4662,26 @@
       </w:tblCellMar>
     </w:tblPr>
   </w:style>
-  <w:style w:type="numbering" w:default="1" w:styleId="Sinlista">
+  <w:style w:type="numbering" w:styleId="Sinlista" w:default="1">
     <w:name w:val="No List"/>
     <w:uiPriority w:val="99"/>
     <w:semiHidden/>
     <w:unhideWhenUsed/>
   </w:style>
-  <w:style w:type="character" w:customStyle="1" w:styleId="Ttulo1Car">
+  <w:style w:type="character" w:styleId="Ttulo1Car" w:customStyle="1">
     <w:name w:val="Título 1 Car"/>
     <w:basedOn w:val="Fuentedeprrafopredeter"/>
     <w:link w:val="Ttulo1"/>
     <w:uiPriority w:val="9"/>
     <w:rsid w:val="00E73822"/>
     <w:rPr>
-      <w:rFonts w:asciiTheme="majorHAnsi" w:eastAsiaTheme="majorEastAsia" w:hAnsiTheme="majorHAnsi" w:cstheme="majorBidi"/>
+      <w:rFonts w:asciiTheme="majorHAnsi" w:hAnsiTheme="majorHAnsi" w:eastAsiaTheme="majorEastAsia" w:cstheme="majorBidi"/>
       <w:color w:val="2F5496" w:themeColor="accent1" w:themeShade="BF"/>
       <w:sz w:val="40"/>
       <w:szCs w:val="40"/>
     </w:rPr>
   </w:style>
-  <w:style w:type="character" w:customStyle="1" w:styleId="Ttulo2Car">
+  <w:style w:type="character" w:styleId="Ttulo2Car" w:customStyle="1">
     <w:name w:val="Título 2 Car"/>
     <w:basedOn w:val="Fuentedeprrafopredeter"/>
     <w:link w:val="Ttulo2"/>
@@ -4471,13 +4689,13 @@
     <w:semiHidden/>
     <w:rsid w:val="00E73822"/>
     <w:rPr>
-      <w:rFonts w:asciiTheme="majorHAnsi" w:eastAsiaTheme="majorEastAsia" w:hAnsiTheme="majorHAnsi" w:cstheme="majorBidi"/>
+      <w:rFonts w:asciiTheme="majorHAnsi" w:hAnsiTheme="majorHAnsi" w:eastAsiaTheme="majorEastAsia" w:cstheme="majorBidi"/>
       <w:color w:val="2F5496" w:themeColor="accent1" w:themeShade="BF"/>
       <w:sz w:val="32"/>
       <w:szCs w:val="32"/>
     </w:rPr>
   </w:style>
-  <w:style w:type="character" w:customStyle="1" w:styleId="Ttulo3Car">
+  <w:style w:type="character" w:styleId="Ttulo3Car" w:customStyle="1">
     <w:name w:val="Título 3 Car"/>
     <w:basedOn w:val="Fuentedeprrafopredeter"/>
     <w:link w:val="Ttulo3"/>
@@ -4491,7 +4709,7 @@
       <w:szCs w:val="28"/>
     </w:rPr>
   </w:style>
-  <w:style w:type="character" w:customStyle="1" w:styleId="Ttulo4Car">
+  <w:style w:type="character" w:styleId="Ttulo4Car" w:customStyle="1">
     <w:name w:val="Título 4 Car"/>
     <w:basedOn w:val="Fuentedeprrafopredeter"/>
     <w:link w:val="Ttulo4"/>
@@ -4505,7 +4723,7 @@
       <w:color w:val="2F5496" w:themeColor="accent1" w:themeShade="BF"/>
     </w:rPr>
   </w:style>
-  <w:style w:type="character" w:customStyle="1" w:styleId="Ttulo5Car">
+  <w:style w:type="character" w:styleId="Ttulo5Car" w:customStyle="1">
     <w:name w:val="Título 5 Car"/>
     <w:basedOn w:val="Fuentedeprrafopredeter"/>
     <w:link w:val="Ttulo5"/>
@@ -4517,7 +4735,7 @@
       <w:color w:val="2F5496" w:themeColor="accent1" w:themeShade="BF"/>
     </w:rPr>
   </w:style>
-  <w:style w:type="character" w:customStyle="1" w:styleId="Ttulo6Car">
+  <w:style w:type="character" w:styleId="Ttulo6Car" w:customStyle="1">
     <w:name w:val="Título 6 Car"/>
     <w:basedOn w:val="Fuentedeprrafopredeter"/>
     <w:link w:val="Ttulo6"/>
@@ -4531,7 +4749,7 @@
       <w:color w:val="595959" w:themeColor="text1" w:themeTint="A6"/>
     </w:rPr>
   </w:style>
-  <w:style w:type="character" w:customStyle="1" w:styleId="Ttulo7Car">
+  <w:style w:type="character" w:styleId="Ttulo7Car" w:customStyle="1">
     <w:name w:val="Título 7 Car"/>
     <w:basedOn w:val="Fuentedeprrafopredeter"/>
     <w:link w:val="Ttulo7"/>
@@ -4543,7 +4761,7 @@
       <w:color w:val="595959" w:themeColor="text1" w:themeTint="A6"/>
     </w:rPr>
   </w:style>
-  <w:style w:type="character" w:customStyle="1" w:styleId="Ttulo8Car">
+  <w:style w:type="character" w:styleId="Ttulo8Car" w:customStyle="1">
     <w:name w:val="Título 8 Car"/>
     <w:basedOn w:val="Fuentedeprrafopredeter"/>
     <w:link w:val="Ttulo8"/>
@@ -4557,7 +4775,7 @@
       <w:color w:val="272727" w:themeColor="text1" w:themeTint="D8"/>
     </w:rPr>
   </w:style>
-  <w:style w:type="character" w:customStyle="1" w:styleId="Ttulo9Car">
+  <w:style w:type="character" w:styleId="Ttulo9Car" w:customStyle="1">
     <w:name w:val="Título 9 Car"/>
     <w:basedOn w:val="Fuentedeprrafopredeter"/>
     <w:link w:val="Ttulo9"/>
@@ -4582,21 +4800,21 @@
       <w:contextualSpacing/>
     </w:pPr>
     <w:rPr>
-      <w:rFonts w:asciiTheme="majorHAnsi" w:eastAsiaTheme="majorEastAsia" w:hAnsiTheme="majorHAnsi" w:cstheme="majorBidi"/>
+      <w:rFonts w:asciiTheme="majorHAnsi" w:hAnsiTheme="majorHAnsi" w:eastAsiaTheme="majorEastAsia" w:cstheme="majorBidi"/>
       <w:spacing w:val="-10"/>
       <w:kern w:val="28"/>
       <w:sz w:val="56"/>
       <w:szCs w:val="56"/>
     </w:rPr>
   </w:style>
-  <w:style w:type="character" w:customStyle="1" w:styleId="TtuloCar">
+  <w:style w:type="character" w:styleId="TtuloCar" w:customStyle="1">
     <w:name w:val="Título Car"/>
     <w:basedOn w:val="Fuentedeprrafopredeter"/>
     <w:link w:val="Ttulo"/>
     <w:uiPriority w:val="10"/>
     <w:rsid w:val="00E73822"/>
     <w:rPr>
-      <w:rFonts w:asciiTheme="majorHAnsi" w:eastAsiaTheme="majorEastAsia" w:hAnsiTheme="majorHAnsi" w:cstheme="majorBidi"/>
+      <w:rFonts w:asciiTheme="majorHAnsi" w:hAnsiTheme="majorHAnsi" w:eastAsiaTheme="majorEastAsia" w:cstheme="majorBidi"/>
       <w:spacing w:val="-10"/>
       <w:kern w:val="28"/>
       <w:sz w:val="56"/>
@@ -4624,7 +4842,7 @@
       <w:szCs w:val="28"/>
     </w:rPr>
   </w:style>
-  <w:style w:type="character" w:customStyle="1" w:styleId="SubttuloCar">
+  <w:style w:type="character" w:styleId="SubttuloCar" w:customStyle="1">
     <w:name w:val="Subtítulo Car"/>
     <w:basedOn w:val="Fuentedeprrafopredeter"/>
     <w:link w:val="Subttulo"/>
@@ -4656,7 +4874,7 @@
       <w:color w:val="404040" w:themeColor="text1" w:themeTint="BF"/>
     </w:rPr>
   </w:style>
-  <w:style w:type="character" w:customStyle="1" w:styleId="CitaCar">
+  <w:style w:type="character" w:styleId="CitaCar" w:customStyle="1">
     <w:name w:val="Cita Car"/>
     <w:basedOn w:val="Fuentedeprrafopredeter"/>
     <w:link w:val="Cita"/>
@@ -4701,8 +4919,8 @@
     <w:rsid w:val="00E73822"/>
     <w:pPr>
       <w:pBdr>
-        <w:top w:val="single" w:sz="4" w:space="10" w:color="2F5496" w:themeColor="accent1" w:themeShade="BF"/>
-        <w:bottom w:val="single" w:sz="4" w:space="10" w:color="2F5496" w:themeColor="accent1" w:themeShade="BF"/>
+        <w:top w:val="single" w:color="2F5496" w:themeColor="accent1" w:themeShade="BF" w:sz="4" w:space="10"/>
+        <w:bottom w:val="single" w:color="2F5496" w:themeColor="accent1" w:themeShade="BF" w:sz="4" w:space="10"/>
       </w:pBdr>
       <w:spacing w:before="360" w:after="360"/>
       <w:ind w:left="864" w:right="864"/>
@@ -4714,7 +4932,7 @@
       <w:color w:val="2F5496" w:themeColor="accent1" w:themeShade="BF"/>
     </w:rPr>
   </w:style>
-  <w:style w:type="character" w:customStyle="1" w:styleId="CitadestacadaCar">
+  <w:style w:type="character" w:styleId="CitadestacadaCar" w:customStyle="1">
     <w:name w:val="Cita destacada Car"/>
     <w:basedOn w:val="Fuentedeprrafopredeter"/>
     <w:link w:val="Citadestacada"/>
@@ -4744,7 +4962,7 @@
 </file>
 
 <file path=word/theme/theme1.xml><?xml version="1.0" encoding="utf-8"?>
-<a:theme xmlns:a="http://schemas.openxmlformats.org/drawingml/2006/main" name="Tema de Office">
+<a:theme xmlns:a="http://schemas.openxmlformats.org/drawingml/2006/main" xmlns:thm15="http://schemas.microsoft.com/office/thememl/2012/main" name="Tema de Office">
   <a:themeElements>
     <a:clrScheme name="Office">
       <a:dk1>
